--- a/plantillas/plantilla_pagare_con_garante.docx
+++ b/plantillas/plantilla_pagare_con_garante.docx
@@ -4,7 +4,7 @@
   <w:body>
     <w:p>
       <w:pPr>
-        <w:pStyle w:val="Normal1"/>
+        <w:pStyle w:val="LOnormal"/>
         <w:rPr/>
       </w:pPr>
       <w:r>
@@ -58,7 +58,7 @@
     </w:p>
     <w:p>
       <w:pPr>
-        <w:pStyle w:val="Normal1"/>
+        <w:pStyle w:val="LOnormal"/>
         <w:jc w:val="center"/>
         <w:rPr/>
       </w:pPr>
@@ -69,7 +69,7 @@
     </w:p>
     <w:p>
       <w:pPr>
-        <w:pStyle w:val="Normal1"/>
+        <w:pStyle w:val="LOnormal"/>
         <w:rPr/>
       </w:pPr>
       <w:r>
@@ -79,7 +79,7 @@
     </w:p>
     <w:p>
       <w:pPr>
-        <w:pStyle w:val="Normal1"/>
+        <w:pStyle w:val="LOnormal"/>
         <w:rPr/>
       </w:pPr>
       <w:r>
@@ -95,7 +95,7 @@
     </w:p>
     <w:p>
       <w:pPr>
-        <w:pStyle w:val="Normal1"/>
+        <w:pStyle w:val="LOnormal"/>
         <w:rPr/>
       </w:pPr>
       <w:r>
@@ -105,7 +105,7 @@
     </w:p>
     <w:p>
       <w:pPr>
-        <w:pStyle w:val="Normal1"/>
+        <w:pStyle w:val="LOnormal"/>
         <w:rPr/>
       </w:pPr>
       <w:r>
@@ -115,7 +115,7 @@
     </w:p>
     <w:p>
       <w:pPr>
-        <w:pStyle w:val="Normal1"/>
+        <w:pStyle w:val="LOnormal"/>
         <w:rPr/>
       </w:pPr>
       <w:r>
@@ -125,7 +125,7 @@
     </w:p>
     <w:p>
       <w:pPr>
-        <w:pStyle w:val="Normal1"/>
+        <w:pStyle w:val="LOnormal"/>
         <w:rPr/>
       </w:pPr>
       <w:r>
@@ -135,7 +135,7 @@
     </w:p>
     <w:p>
       <w:pPr>
-        <w:pStyle w:val="Normal1"/>
+        <w:pStyle w:val="LOnormal"/>
         <w:spacing w:lineRule="auto" w:line="240"/>
         <w:jc w:val="center"/>
         <w:rPr/>
@@ -159,7 +159,7 @@
     </w:p>
     <w:p>
       <w:pPr>
-        <w:pStyle w:val="Normal1"/>
+        <w:pStyle w:val="LOnormal"/>
         <w:spacing w:lineRule="auto" w:line="240"/>
         <w:jc w:val="center"/>
         <w:rPr/>
@@ -171,7 +171,7 @@
     </w:p>
     <w:p>
       <w:pPr>
-        <w:pStyle w:val="Normal1"/>
+        <w:pStyle w:val="LOnormal"/>
         <w:spacing w:lineRule="auto" w:line="240"/>
         <w:jc w:val="center"/>
         <w:rPr/>
@@ -185,7 +185,7 @@
     </w:p>
     <w:p>
       <w:pPr>
-        <w:pStyle w:val="Normal1"/>
+        <w:pStyle w:val="LOnormal"/>
         <w:jc w:val="center"/>
         <w:rPr/>
       </w:pPr>
@@ -195,7 +195,7 @@
     </w:p>
     <w:p>
       <w:pPr>
-        <w:pStyle w:val="Normal1"/>
+        <w:pStyle w:val="LOnormal"/>
         <w:jc w:val="center"/>
         <w:rPr/>
       </w:pPr>
@@ -208,7 +208,7 @@
     </w:p>
     <w:p>
       <w:pPr>
-        <w:pStyle w:val="Normal1"/>
+        <w:pStyle w:val="LOnormal"/>
         <w:jc w:val="center"/>
         <w:rPr/>
       </w:pPr>
@@ -218,7 +218,7 @@
     </w:p>
     <w:p>
       <w:pPr>
-        <w:pStyle w:val="Normal1"/>
+        <w:pStyle w:val="LOnormal"/>
         <w:spacing w:lineRule="auto" w:line="240"/>
         <w:jc w:val="center"/>
         <w:rPr/>
@@ -227,7 +227,7 @@
         <w:rPr>
           <w:b/>
         </w:rPr>
-        <w:t>{{cliente_dni}}</w:t>
+        <w:t>{{cliente_nro_doc}}</w:t>
         <w:br/>
       </w:r>
       <w:r>
@@ -238,7 +238,7 @@
     </w:p>
     <w:p>
       <w:pPr>
-        <w:pStyle w:val="Normal1"/>
+        <w:pStyle w:val="LOnormal"/>
         <w:spacing w:lineRule="auto" w:line="240"/>
         <w:jc w:val="center"/>
         <w:rPr/>
@@ -247,20 +247,12 @@
         <w:rPr/>
         <w:t>{{cliente_domicilio}}</w:t>
         <w:br/>
-        <w:t xml:space="preserve">Domicilio </w:t>
-      </w:r>
-      <w:r>
-        <w:rPr/>
-        <w:t>r</w:t>
-      </w:r>
-      <w:r>
-        <w:rPr/>
-        <w:t>eal</w:t>
+        <w:t>Domicilio real</w:t>
       </w:r>
     </w:p>
     <w:p>
       <w:pPr>
-        <w:pStyle w:val="Normal1"/>
+        <w:pStyle w:val="LOnormal"/>
         <w:spacing w:lineRule="auto" w:line="240"/>
         <w:jc w:val="center"/>
         <w:rPr/>
@@ -274,7 +266,7 @@
     </w:p>
     <w:p>
       <w:pPr>
-        <w:pStyle w:val="Normal1"/>
+        <w:pStyle w:val="LOnormal"/>
         <w:spacing w:lineRule="auto" w:line="240"/>
         <w:jc w:val="center"/>
         <w:rPr/>
@@ -292,7 +284,7 @@
     </w:p>
     <w:p>
       <w:pPr>
-        <w:pStyle w:val="Normal1"/>
+        <w:pStyle w:val="LOnormal"/>
         <w:jc w:val="center"/>
         <w:rPr/>
       </w:pPr>
@@ -302,7 +294,7 @@
     </w:p>
     <w:p>
       <w:pPr>
-        <w:pStyle w:val="Normal1"/>
+        <w:pStyle w:val="LOnormal"/>
         <w:jc w:val="center"/>
         <w:rPr/>
       </w:pPr>
@@ -315,7 +307,7 @@
     </w:p>
     <w:p>
       <w:pPr>
-        <w:pStyle w:val="Normal1"/>
+        <w:pStyle w:val="LOnormal"/>
         <w:jc w:val="center"/>
         <w:rPr/>
       </w:pPr>
@@ -325,7 +317,7 @@
     </w:p>
     <w:p>
       <w:pPr>
-        <w:pStyle w:val="Normal1"/>
+        <w:pStyle w:val="LOnormal"/>
         <w:spacing w:lineRule="auto" w:line="240"/>
         <w:jc w:val="center"/>
         <w:rPr/>
@@ -334,7 +326,7 @@
         <w:rPr>
           <w:b/>
         </w:rPr>
-        <w:t>{{garante_dni}}</w:t>
+        <w:t>{{garante_nro_doc}}</w:t>
         <w:br/>
       </w:r>
       <w:r>
@@ -345,7 +337,7 @@
     </w:p>
     <w:p>
       <w:pPr>
-        <w:pStyle w:val="Normal1"/>
+        <w:pStyle w:val="LOnormal"/>
         <w:spacing w:lineRule="auto" w:line="240"/>
         <w:jc w:val="center"/>
         <w:rPr/>
@@ -354,20 +346,12 @@
         <w:rPr/>
         <w:t>{{garante_domicilio}}</w:t>
         <w:br/>
-        <w:t xml:space="preserve">Domicilio </w:t>
-      </w:r>
-      <w:r>
-        <w:rPr/>
-        <w:t>r</w:t>
-      </w:r>
-      <w:r>
-        <w:rPr/>
-        <w:t>eal</w:t>
+        <w:t>Domicilio real</w:t>
       </w:r>
     </w:p>
     <w:p>
       <w:pPr>
-        <w:pStyle w:val="Normal1"/>
+        <w:pStyle w:val="LOnormal"/>
         <w:spacing w:lineRule="auto" w:line="240" w:before="0" w:after="200"/>
         <w:jc w:val="center"/>
         <w:rPr/>
@@ -411,6 +395,7 @@
     <w:qFormat/>
     <w:pPr>
       <w:widowControl/>
+      <w:suppressAutoHyphens w:val="true"/>
       <w:bidi w:val="0"/>
       <w:spacing w:lineRule="auto" w:line="276" w:before="0" w:after="200"/>
       <w:jc w:val="left"/>
@@ -426,8 +411,8 @@
   </w:style>
   <w:style w:type="paragraph" w:styleId="Ttulo1">
     <w:name w:val="Heading 1"/>
-    <w:basedOn w:val="Normal1"/>
-    <w:next w:val="Normal1"/>
+    <w:basedOn w:val="LOnormal"/>
+    <w:next w:val="LOnormal"/>
     <w:qFormat/>
     <w:pPr>
       <w:keepNext w:val="true"/>
@@ -444,8 +429,8 @@
   </w:style>
   <w:style w:type="paragraph" w:styleId="Ttulo2">
     <w:name w:val="Heading 2"/>
-    <w:basedOn w:val="Normal1"/>
-    <w:next w:val="Normal1"/>
+    <w:basedOn w:val="LOnormal"/>
+    <w:next w:val="LOnormal"/>
     <w:qFormat/>
     <w:pPr>
       <w:keepNext w:val="true"/>
@@ -462,8 +447,8 @@
   </w:style>
   <w:style w:type="paragraph" w:styleId="Ttulo3">
     <w:name w:val="Heading 3"/>
-    <w:basedOn w:val="Normal1"/>
-    <w:next w:val="Normal1"/>
+    <w:basedOn w:val="LOnormal"/>
+    <w:next w:val="LOnormal"/>
     <w:qFormat/>
     <w:pPr>
       <w:keepNext w:val="true"/>
@@ -478,8 +463,8 @@
   </w:style>
   <w:style w:type="paragraph" w:styleId="Ttulo4">
     <w:name w:val="Heading 4"/>
-    <w:basedOn w:val="Normal1"/>
-    <w:next w:val="Normal1"/>
+    <w:basedOn w:val="LOnormal"/>
+    <w:next w:val="LOnormal"/>
     <w:qFormat/>
     <w:pPr>
       <w:keepNext w:val="true"/>
@@ -495,8 +480,8 @@
   </w:style>
   <w:style w:type="paragraph" w:styleId="Ttulo5">
     <w:name w:val="Heading 5"/>
-    <w:basedOn w:val="Normal1"/>
-    <w:next w:val="Normal1"/>
+    <w:basedOn w:val="LOnormal"/>
+    <w:next w:val="LOnormal"/>
     <w:qFormat/>
     <w:pPr>
       <w:keepNext w:val="true"/>
@@ -510,8 +495,8 @@
   </w:style>
   <w:style w:type="paragraph" w:styleId="Ttulo6">
     <w:name w:val="Heading 6"/>
-    <w:basedOn w:val="Normal1"/>
-    <w:next w:val="Normal1"/>
+    <w:basedOn w:val="LOnormal"/>
+    <w:next w:val="LOnormal"/>
     <w:qFormat/>
     <w:pPr>
       <w:keepNext w:val="true"/>
@@ -526,8 +511,8 @@
   </w:style>
   <w:style w:type="paragraph" w:styleId="Ttulo7">
     <w:name w:val="Heading 7"/>
-    <w:basedOn w:val="Normal1"/>
-    <w:next w:val="Normal1"/>
+    <w:basedOn w:val="LOnormal"/>
+    <w:next w:val="LOnormal"/>
     <w:link w:val="Heading7Char"/>
     <w:uiPriority w:val="9"/>
     <w:semiHidden/>
@@ -549,8 +534,8 @@
   </w:style>
   <w:style w:type="paragraph" w:styleId="Ttulo8">
     <w:name w:val="Heading 8"/>
-    <w:basedOn w:val="Normal1"/>
-    <w:next w:val="Normal1"/>
+    <w:basedOn w:val="LOnormal"/>
+    <w:next w:val="LOnormal"/>
     <w:link w:val="Heading8Char"/>
     <w:uiPriority w:val="9"/>
     <w:semiHidden/>
@@ -572,8 +557,8 @@
   </w:style>
   <w:style w:type="paragraph" w:styleId="Ttulo9">
     <w:name w:val="Heading 9"/>
-    <w:basedOn w:val="Normal1"/>
-    <w:next w:val="Normal1"/>
+    <w:basedOn w:val="LOnormal"/>
+    <w:next w:val="LOnormal"/>
     <w:link w:val="Heading9Char"/>
     <w:uiPriority w:val="9"/>
     <w:semiHidden/>
@@ -939,7 +924,7 @@
   </w:style>
   <w:style w:type="paragraph" w:styleId="Ttulo">
     <w:name w:val="Título"/>
-    <w:basedOn w:val="Normal1"/>
+    <w:basedOn w:val="LOnormal"/>
     <w:next w:val="Cuerpodetexto"/>
     <w:qFormat/>
     <w:pPr>
@@ -954,7 +939,7 @@
   </w:style>
   <w:style w:type="paragraph" w:styleId="Cuerpodetexto">
     <w:name w:val="Body Text"/>
-    <w:basedOn w:val="Normal1"/>
+    <w:basedOn w:val="LOnormal"/>
     <w:link w:val="BodyTextChar"/>
     <w:uiPriority w:val="99"/>
     <w:unhideWhenUsed/>
@@ -966,7 +951,7 @@
   </w:style>
   <w:style w:type="paragraph" w:styleId="Lista">
     <w:name w:val="List"/>
-    <w:basedOn w:val="Normal1"/>
+    <w:basedOn w:val="LOnormal"/>
     <w:uiPriority w:val="99"/>
     <w:unhideWhenUsed/>
     <w:rsid w:val="00aa1d8d"/>
@@ -979,7 +964,7 @@
   </w:style>
   <w:style w:type="paragraph" w:styleId="Leyenda">
     <w:name w:val="Caption"/>
-    <w:basedOn w:val="Normal1"/>
+    <w:basedOn w:val="LOnormal"/>
     <w:qFormat/>
     <w:pPr>
       <w:suppressLineNumbers/>
@@ -995,7 +980,7 @@
   </w:style>
   <w:style w:type="paragraph" w:styleId="Ndice">
     <w:name w:val="Índice"/>
-    <w:basedOn w:val="Normal1"/>
+    <w:basedOn w:val="LOnormal"/>
     <w:qFormat/>
     <w:pPr>
       <w:suppressLineNumbers/>
@@ -1004,11 +989,12 @@
       <w:rFonts w:cs="Lohit Devanagari"/>
     </w:rPr>
   </w:style>
-  <w:style w:type="paragraph" w:styleId="Normal1" w:default="1">
+  <w:style w:type="paragraph" w:styleId="LOnormal" w:default="1">
     <w:name w:val="LO-normal"/>
     <w:qFormat/>
     <w:pPr>
       <w:widowControl/>
+      <w:suppressAutoHyphens w:val="true"/>
       <w:bidi w:val="0"/>
       <w:spacing w:lineRule="auto" w:line="276" w:before="0" w:after="200"/>
       <w:jc w:val="left"/>
@@ -1024,8 +1010,8 @@
   </w:style>
   <w:style w:type="paragraph" w:styleId="Ttulogeneral">
     <w:name w:val="Title"/>
-    <w:basedOn w:val="Normal1"/>
-    <w:next w:val="Normal1"/>
+    <w:basedOn w:val="LOnormal"/>
+    <w:next w:val="LOnormal"/>
     <w:qFormat/>
     <w:pPr>
       <w:pBdr>
@@ -1042,14 +1028,14 @@
   </w:style>
   <w:style w:type="paragraph" w:styleId="Cabeceraypie">
     <w:name w:val="Cabecera y pie"/>
-    <w:basedOn w:val="Normal1"/>
+    <w:basedOn w:val="LOnormal"/>
     <w:qFormat/>
     <w:pPr/>
     <w:rPr/>
   </w:style>
   <w:style w:type="paragraph" w:styleId="Cabecera">
     <w:name w:val="Header"/>
-    <w:basedOn w:val="Normal1"/>
+    <w:basedOn w:val="LOnormal"/>
     <w:link w:val="HeaderChar"/>
     <w:uiPriority w:val="99"/>
     <w:unhideWhenUsed/>
@@ -1066,7 +1052,7 @@
   </w:style>
   <w:style w:type="paragraph" w:styleId="Piedepgina">
     <w:name w:val="Footer"/>
-    <w:basedOn w:val="Normal1"/>
+    <w:basedOn w:val="LOnormal"/>
     <w:link w:val="FooterChar"/>
     <w:uiPriority w:val="99"/>
     <w:unhideWhenUsed/>
@@ -1104,7 +1090,7 @@
   </w:style>
   <w:style w:type="paragraph" w:styleId="ListParagraph">
     <w:name w:val="List Paragraph"/>
-    <w:basedOn w:val="Normal1"/>
+    <w:basedOn w:val="LOnormal"/>
     <w:uiPriority w:val="34"/>
     <w:qFormat/>
     <w:rsid w:val="00fc693f"/>
@@ -1117,7 +1103,7 @@
   </w:style>
   <w:style w:type="paragraph" w:styleId="BodyText2">
     <w:name w:val="Body Text 2"/>
-    <w:basedOn w:val="Normal1"/>
+    <w:basedOn w:val="LOnormal"/>
     <w:link w:val="BodyText2Char"/>
     <w:uiPriority w:val="99"/>
     <w:unhideWhenUsed/>
@@ -1130,7 +1116,7 @@
   </w:style>
   <w:style w:type="paragraph" w:styleId="BodyText3">
     <w:name w:val="Body Text 3"/>
-    <w:basedOn w:val="Normal1"/>
+    <w:basedOn w:val="LOnormal"/>
     <w:link w:val="BodyText3Char"/>
     <w:uiPriority w:val="99"/>
     <w:unhideWhenUsed/>
@@ -1146,7 +1132,7 @@
   </w:style>
   <w:style w:type="paragraph" w:styleId="ListBullet3">
     <w:name w:val="List Bullet 3"/>
-    <w:basedOn w:val="Normal1"/>
+    <w:basedOn w:val="LOnormal"/>
     <w:uiPriority w:val="99"/>
     <w:unhideWhenUsed/>
     <w:qFormat/>
@@ -1159,7 +1145,7 @@
   </w:style>
   <w:style w:type="paragraph" w:styleId="ListBullet4">
     <w:name w:val="List Bullet 4"/>
-    <w:basedOn w:val="Normal1"/>
+    <w:basedOn w:val="LOnormal"/>
     <w:uiPriority w:val="99"/>
     <w:unhideWhenUsed/>
     <w:qFormat/>
@@ -1173,7 +1159,7 @@
   </w:style>
   <w:style w:type="paragraph" w:styleId="ListBullet">
     <w:name w:val="List Bullet"/>
-    <w:basedOn w:val="Normal1"/>
+    <w:basedOn w:val="LOnormal"/>
     <w:uiPriority w:val="99"/>
     <w:unhideWhenUsed/>
     <w:qFormat/>
@@ -1186,7 +1172,7 @@
   </w:style>
   <w:style w:type="paragraph" w:styleId="ListBullet2">
     <w:name w:val="List Bullet 2"/>
-    <w:basedOn w:val="Normal1"/>
+    <w:basedOn w:val="LOnormal"/>
     <w:uiPriority w:val="99"/>
     <w:unhideWhenUsed/>
     <w:qFormat/>
@@ -1199,7 +1185,7 @@
   </w:style>
   <w:style w:type="paragraph" w:styleId="ListNumber">
     <w:name w:val="List Number"/>
-    <w:basedOn w:val="Normal1"/>
+    <w:basedOn w:val="LOnormal"/>
     <w:uiPriority w:val="99"/>
     <w:unhideWhenUsed/>
     <w:qFormat/>
@@ -1212,7 +1198,7 @@
   </w:style>
   <w:style w:type="paragraph" w:styleId="ListNumber2">
     <w:name w:val="List Number 2"/>
-    <w:basedOn w:val="Normal1"/>
+    <w:basedOn w:val="LOnormal"/>
     <w:uiPriority w:val="99"/>
     <w:unhideWhenUsed/>
     <w:qFormat/>
@@ -1225,7 +1211,7 @@
   </w:style>
   <w:style w:type="paragraph" w:styleId="ListNumber3">
     <w:name w:val="List Number 3"/>
-    <w:basedOn w:val="Normal1"/>
+    <w:basedOn w:val="LOnormal"/>
     <w:uiPriority w:val="99"/>
     <w:unhideWhenUsed/>
     <w:qFormat/>
@@ -1238,7 +1224,7 @@
   </w:style>
   <w:style w:type="paragraph" w:styleId="ListContinue">
     <w:name w:val="List Continue"/>
-    <w:basedOn w:val="Normal1"/>
+    <w:basedOn w:val="LOnormal"/>
     <w:uiPriority w:val="99"/>
     <w:unhideWhenUsed/>
     <w:qFormat/>
@@ -1252,7 +1238,7 @@
   </w:style>
   <w:style w:type="paragraph" w:styleId="ListContinue2">
     <w:name w:val="List Continue 2"/>
-    <w:basedOn w:val="Normal1"/>
+    <w:basedOn w:val="LOnormal"/>
     <w:uiPriority w:val="99"/>
     <w:unhideWhenUsed/>
     <w:qFormat/>
@@ -1266,7 +1252,7 @@
   </w:style>
   <w:style w:type="paragraph" w:styleId="ListContinue3">
     <w:name w:val="List Continue 3"/>
-    <w:basedOn w:val="Normal1"/>
+    <w:basedOn w:val="LOnormal"/>
     <w:uiPriority w:val="99"/>
     <w:unhideWhenUsed/>
     <w:qFormat/>
@@ -1313,8 +1299,8 @@
   </w:style>
   <w:style w:type="paragraph" w:styleId="Quote">
     <w:name w:val="Quote"/>
-    <w:basedOn w:val="Normal1"/>
-    <w:next w:val="Normal1"/>
+    <w:basedOn w:val="LOnormal"/>
+    <w:next w:val="LOnormal"/>
     <w:link w:val="QuoteChar"/>
     <w:uiPriority w:val="29"/>
     <w:qFormat/>
@@ -1328,8 +1314,8 @@
   </w:style>
   <w:style w:type="paragraph" w:styleId="Caption">
     <w:name w:val="caption"/>
-    <w:basedOn w:val="Normal1"/>
-    <w:next w:val="Normal1"/>
+    <w:basedOn w:val="LOnormal"/>
+    <w:next w:val="LOnormal"/>
     <w:uiPriority w:val="35"/>
     <w:semiHidden/>
     <w:unhideWhenUsed/>
@@ -1348,8 +1334,8 @@
   </w:style>
   <w:style w:type="paragraph" w:styleId="IntenseQuote">
     <w:name w:val="Intense Quote"/>
-    <w:basedOn w:val="Normal1"/>
-    <w:next w:val="Normal1"/>
+    <w:basedOn w:val="LOnormal"/>
+    <w:next w:val="LOnormal"/>
     <w:link w:val="IntenseQuoteChar"/>
     <w:uiPriority w:val="30"/>
     <w:qFormat/>
@@ -1378,7 +1364,7 @@
   <w:style w:type="paragraph" w:styleId="Ttulodelsumario">
     <w:name w:val="TOC Heading"/>
     <w:basedOn w:val="Ttulodelndice"/>
-    <w:next w:val="Normal1"/>
+    <w:next w:val="LOnormal"/>
     <w:uiPriority w:val="39"/>
     <w:semiHidden/>
     <w:unhideWhenUsed/>
@@ -1389,8 +1375,8 @@
   </w:style>
   <w:style w:type="paragraph" w:styleId="Subttulo">
     <w:name w:val="Subtitle"/>
-    <w:basedOn w:val="Normal1"/>
-    <w:next w:val="Normal1"/>
+    <w:basedOn w:val="LOnormal"/>
+    <w:next w:val="LOnormal"/>
     <w:qFormat/>
     <w:pPr/>
     <w:rPr>

--- a/plantillas/plantilla_pagare_con_garante.docx
+++ b/plantillas/plantilla_pagare_con_garante.docx
@@ -229,10 +229,10 @@
         </w:rPr>
         <w:t>{{cliente_nro_doc}}</w:t>
         <w:br/>
+        <w:t>{{cliente_tipo_doc}}</w:t>
       </w:r>
       <w:r>
         <w:rPr/>
-        <w:t>DNI-CUIT-CUIL</w:t>
         <w:br/>
       </w:r>
     </w:p>
@@ -328,10 +328,10 @@
         </w:rPr>
         <w:t>{{garante_nro_doc}}</w:t>
         <w:br/>
+        <w:t>{{garante_tipo_doc}}</w:t>
       </w:r>
       <w:r>
         <w:rPr/>
-        <w:t>DNI-CUIT-CUIL</w:t>
         <w:br/>
       </w:r>
     </w:p>

--- a/plantillas/plantilla_pagare_con_garante.docx
+++ b/plantillas/plantilla_pagare_con_garante.docx
@@ -1,16 +1,16 @@
 
 <file path=word/document.xml><?xml version="1.0" encoding="utf-8"?>
-<w:document xmlns:o="urn:schemas-microsoft-com:office:office" xmlns:r="http://schemas.openxmlformats.org/officeDocument/2006/relationships" xmlns:v="urn:schemas-microsoft-com:vml" xmlns:w="http://schemas.openxmlformats.org/wordprocessingml/2006/main" xmlns:w10="urn:schemas-microsoft-com:office:word" xmlns:wp="http://schemas.openxmlformats.org/drawingml/2006/wordprocessingDrawing" xmlns:wps="http://schemas.microsoft.com/office/word/2010/wordprocessingShape" xmlns:wpg="http://schemas.microsoft.com/office/word/2010/wordprocessingGroup" xmlns:mc="http://schemas.openxmlformats.org/markup-compatibility/2006" xmlns:wp14="http://schemas.microsoft.com/office/word/2010/wordprocessingDrawing" xmlns:w14="http://schemas.microsoft.com/office/word/2010/wordml" xmlns:w15="http://schemas.microsoft.com/office/word/2012/wordml" mc:Ignorable="w14 wp14 w15">
+<w:document xmlns:o="urn:schemas-microsoft-com:office:office" xmlns:r="http://schemas.openxmlformats.org/officeDocument/2006/relationships" xmlns:v="urn:schemas-microsoft-com:vml" xmlns:w="http://schemas.openxmlformats.org/wordprocessingml/2006/main" xmlns:w10="urn:schemas-microsoft-com:office:word" xmlns:wp="http://schemas.openxmlformats.org/drawingml/2006/wordprocessingDrawing" xmlns:pic="http://schemas.openxmlformats.org/drawingml/2006/picture" xmlns:wps="http://schemas.microsoft.com/office/word/2010/wordprocessingShape" xmlns:wpg="http://schemas.microsoft.com/office/word/2010/wordprocessingGroup" xmlns:mc="http://schemas.openxmlformats.org/markup-compatibility/2006" xmlns:wp14="http://schemas.microsoft.com/office/word/2010/wordprocessingDrawing" xmlns:w14="http://schemas.microsoft.com/office/word/2010/wordml" xmlns:w15="http://schemas.microsoft.com/office/word/2012/wordml" mc:Ignorable="w14 wp14 w15">
   <w:body>
     <w:p>
       <w:pPr>
-        <w:pStyle w:val="LOnormal"/>
+        <w:pStyle w:val="LO-normal"/>
         <w:rPr/>
       </w:pPr>
       <w:r>
         <w:rPr/>
         <w:drawing>
-          <wp:anchor behindDoc="0" distT="0" distB="0" distL="0" distR="0" simplePos="0" locked="0" layoutInCell="0" allowOverlap="1" relativeHeight="2">
+          <wp:anchor distT="0" distB="0" distL="0" distR="0" simplePos="0" relativeHeight="2" behindDoc="0" locked="0" layoutInCell="0" allowOverlap="1">
             <wp:simplePos x="0" y="0"/>
             <wp:positionH relativeFrom="column">
               <wp:posOffset>0</wp:posOffset>
@@ -21,7 +21,7 @@
             <wp:extent cx="6296025" cy="512445"/>
             <wp:effectExtent l="0" t="0" r="0" b="0"/>
             <wp:wrapSquare wrapText="bothSides"/>
-            <wp:docPr id="1" name="image1.png" descr=""/>
+            <wp:docPr id="1" name="image1.png"/>
             <wp:cNvGraphicFramePr>
               <a:graphicFrameLocks xmlns:a="http://schemas.openxmlformats.org/drawingml/2006/main" noChangeAspect="1"/>
             </wp:cNvGraphicFramePr>
@@ -29,7 +29,7 @@
               <a:graphicData uri="http://schemas.openxmlformats.org/drawingml/2006/picture">
                 <pic:pic xmlns:pic="http://schemas.openxmlformats.org/drawingml/2006/picture">
                   <pic:nvPicPr>
-                    <pic:cNvPr id="1" name="image1.png" descr=""/>
+                    <pic:cNvPr id="1" name="image1.png"/>
                     <pic:cNvPicPr>
                       <a:picLocks noChangeAspect="1" noChangeArrowheads="1"/>
                     </pic:cNvPicPr>
@@ -48,6 +48,7 @@
                     <a:prstGeom prst="rect">
                       <a:avLst/>
                     </a:prstGeom>
+                    <a:noFill/>
                   </pic:spPr>
                 </pic:pic>
               </a:graphicData>
@@ -58,7 +59,7 @@
     </w:p>
     <w:p>
       <w:pPr>
-        <w:pStyle w:val="LOnormal"/>
+        <w:pStyle w:val="LO-normal"/>
         <w:jc w:val="center"/>
         <w:rPr/>
       </w:pPr>
@@ -69,7 +70,7 @@
     </w:p>
     <w:p>
       <w:pPr>
-        <w:pStyle w:val="LOnormal"/>
+        <w:pStyle w:val="LO-normal"/>
         <w:rPr/>
       </w:pPr>
       <w:r>
@@ -79,7 +80,7 @@
     </w:p>
     <w:p>
       <w:pPr>
-        <w:pStyle w:val="LOnormal"/>
+        <w:pStyle w:val="LO-normal"/>
         <w:rPr/>
       </w:pPr>
       <w:r>
@@ -95,7 +96,7 @@
     </w:p>
     <w:p>
       <w:pPr>
-        <w:pStyle w:val="LOnormal"/>
+        <w:pStyle w:val="LO-normal"/>
         <w:rPr/>
       </w:pPr>
       <w:r>
@@ -105,7 +106,7 @@
     </w:p>
     <w:p>
       <w:pPr>
-        <w:pStyle w:val="LOnormal"/>
+        <w:pStyle w:val="LO-normal"/>
         <w:rPr/>
       </w:pPr>
       <w:r>
@@ -115,7 +116,7 @@
     </w:p>
     <w:p>
       <w:pPr>
-        <w:pStyle w:val="LOnormal"/>
+        <w:pStyle w:val="LO-normal"/>
         <w:rPr/>
       </w:pPr>
       <w:r>
@@ -125,7 +126,7 @@
     </w:p>
     <w:p>
       <w:pPr>
-        <w:pStyle w:val="LOnormal"/>
+        <w:pStyle w:val="LO-normal"/>
         <w:rPr/>
       </w:pPr>
       <w:r>
@@ -135,7 +136,7 @@
     </w:p>
     <w:p>
       <w:pPr>
-        <w:pStyle w:val="LOnormal"/>
+        <w:pStyle w:val="LO-normal"/>
         <w:spacing w:lineRule="auto" w:line="240"/>
         <w:jc w:val="center"/>
         <w:rPr/>
@@ -157,201 +158,190 @@
         </w:sectPr>
       </w:pPr>
     </w:p>
+    <w:tbl>
+      <w:tblPr>
+        <w:tblW w:type="auto" w:w="0"/>
+        <w:tblLook w:firstColumn="1" w:firstRow="1" w:lastColumn="0" w:lastRow="0" w:noHBand="0" w:noVBand="1" w:val="04A0"/>
+        <w:tblBorders>
+          <w:top w:val="none" w:sz="0" w:space="0" w:color="auto"/>
+          <w:left w:val="none" w:sz="0" w:space="0" w:color="auto"/>
+          <w:bottom w:val="none" w:sz="0" w:space="0" w:color="auto"/>
+          <w:right w:val="none" w:sz="0" w:space="0" w:color="auto"/>
+          <w:insideH w:val="none" w:sz="0" w:space="0" w:color="auto"/>
+          <w:insideV w:val="none" w:sz="0" w:space="0" w:color="auto"/>
+        </w:tblBorders>
+      </w:tblPr>
+      <w:tblGrid>
+        <w:gridCol w:w="4961"/>
+        <w:gridCol w:w="4961"/>
+      </w:tblGrid>
+      <w:tr>
+        <w:trPr>
+          <w:cantSplit w:val="true"/>
+        </w:trPr>
+        <w:tc>
+          <w:tcPr>
+            <w:tcW w:type="dxa" w:w="4961"/>
+          </w:tcPr>
+          <w:p>
+            <w:pPr>
+              <w:jc w:val="center"/>
+            </w:pPr>
+            <w:r/>
+          </w:p>
+          <w:p>
+            <w:pPr>
+              <w:jc w:val="center"/>
+            </w:pPr>
+            <w:r>
+              <w:t>-----------------------------</w:t>
+            </w:r>
+            <w:r>
+              <w:br/>
+            </w:r>
+            <w:r>
+              <w:t>Firma</w:t>
+            </w:r>
+          </w:p>
+          <w:p>
+            <w:pPr>
+              <w:jc w:val="center"/>
+            </w:pPr>
+            <w:r/>
+          </w:p>
+          <w:p>
+            <w:pPr>
+              <w:jc w:val="center"/>
+            </w:pPr>
+            <w:r>
+              <w:t>-----------------------------</w:t>
+            </w:r>
+            <w:r>
+              <w:br/>
+            </w:r>
+            <w:r>
+              <w:t>Aclaración</w:t>
+            </w:r>
+          </w:p>
+          <w:p>
+            <w:pPr>
+              <w:jc w:val="center"/>
+            </w:pPr>
+            <w:r/>
+          </w:p>
+          <w:p>
+            <w:pPr>
+              <w:jc w:val="center"/>
+            </w:pPr>
+            <w:r>
+              <w:t>{{cliente_nro_doc}}</w:t>
+            </w:r>
+            <w:r>
+              <w:br/>
+            </w:r>
+            <w:r>
+              <w:t>{{cliente_tipo_doc}}</w:t>
+            </w:r>
+          </w:p>
+          <w:p>
+            <w:pPr>
+              <w:jc w:val="center"/>
+            </w:pPr>
+            <w:r>
+              <w:t>{{cliente_domicilio}}</w:t>
+            </w:r>
+            <w:r>
+              <w:br/>
+            </w:r>
+            <w:r>
+              <w:t>Domicilio real</w:t>
+            </w:r>
+          </w:p>
+        </w:tc>
+        <w:tc>
+          <w:tcPr>
+            <w:tcW w:type="dxa" w:w="4961"/>
+          </w:tcPr>
+          <w:p>
+            <w:pPr>
+              <w:jc w:val="center"/>
+            </w:pPr>
+            <w:r/>
+          </w:p>
+          <w:p>
+            <w:pPr>
+              <w:jc w:val="center"/>
+            </w:pPr>
+            <w:r>
+              <w:t>-----------------------------</w:t>
+            </w:r>
+            <w:r>
+              <w:br/>
+            </w:r>
+            <w:r>
+              <w:t>Firma</w:t>
+            </w:r>
+          </w:p>
+          <w:p>
+            <w:pPr>
+              <w:jc w:val="center"/>
+            </w:pPr>
+            <w:r/>
+          </w:p>
+          <w:p>
+            <w:pPr>
+              <w:jc w:val="center"/>
+            </w:pPr>
+            <w:r>
+              <w:t>-----------------------------</w:t>
+            </w:r>
+            <w:r>
+              <w:br/>
+            </w:r>
+            <w:r>
+              <w:t>Aclaración</w:t>
+            </w:r>
+          </w:p>
+          <w:p>
+            <w:pPr>
+              <w:jc w:val="center"/>
+            </w:pPr>
+            <w:r/>
+          </w:p>
+          <w:p>
+            <w:pPr>
+              <w:jc w:val="center"/>
+            </w:pPr>
+            <w:r>
+              <w:t>{{garante_nro_doc}}</w:t>
+            </w:r>
+            <w:r>
+              <w:br/>
+            </w:r>
+            <w:r>
+              <w:t>{{garante_tipo_doc}}</w:t>
+            </w:r>
+          </w:p>
+          <w:p>
+            <w:pPr>
+              <w:jc w:val="center"/>
+            </w:pPr>
+            <w:r>
+              <w:t>{{garante_domicilio}}</w:t>
+            </w:r>
+            <w:r>
+              <w:br/>
+            </w:r>
+            <w:r>
+              <w:t>Domicilio real</w:t>
+            </w:r>
+          </w:p>
+        </w:tc>
+      </w:tr>
+    </w:tbl>
     <w:p>
       <w:pPr>
-        <w:pStyle w:val="LOnormal"/>
-        <w:spacing w:lineRule="auto" w:line="240"/>
-        <w:jc w:val="center"/>
-        <w:rPr/>
-      </w:pPr>
-      <w:r>
-        <w:rPr/>
-        <w:t xml:space="preserve"> </w:t>
-      </w:r>
-    </w:p>
-    <w:p>
-      <w:pPr>
-        <w:pStyle w:val="LOnormal"/>
-        <w:spacing w:lineRule="auto" w:line="240"/>
-        <w:jc w:val="center"/>
-        <w:rPr/>
-      </w:pPr>
-      <w:r>
-        <w:rPr/>
-        <w:t>-----------------------------</w:t>
-        <w:br/>
-        <w:t>Firma</w:t>
-      </w:r>
-    </w:p>
-    <w:p>
-      <w:pPr>
-        <w:pStyle w:val="LOnormal"/>
-        <w:jc w:val="center"/>
-        <w:rPr/>
-      </w:pPr>
-      <w:r>
-        <w:rPr/>
-      </w:r>
-    </w:p>
-    <w:p>
-      <w:pPr>
-        <w:pStyle w:val="LOnormal"/>
-        <w:jc w:val="center"/>
-        <w:rPr/>
-      </w:pPr>
-      <w:r>
-        <w:rPr/>
-        <w:t>-----------------------------</w:t>
-        <w:br/>
-        <w:t>Aclaración</w:t>
-      </w:r>
-    </w:p>
-    <w:p>
-      <w:pPr>
-        <w:pStyle w:val="LOnormal"/>
-        <w:jc w:val="center"/>
-        <w:rPr/>
-      </w:pPr>
-      <w:r>
-        <w:rPr/>
-      </w:r>
-    </w:p>
-    <w:p>
-      <w:pPr>
-        <w:pStyle w:val="LOnormal"/>
-        <w:spacing w:lineRule="auto" w:line="240"/>
-        <w:jc w:val="center"/>
-        <w:rPr/>
-      </w:pPr>
-      <w:r>
-        <w:rPr>
-          <w:b/>
-        </w:rPr>
-        <w:t>{{cliente_nro_doc}}</w:t>
-        <w:br/>
-        <w:t>{{cliente_tipo_doc}}</w:t>
-      </w:r>
-      <w:r>
-        <w:rPr/>
-        <w:br/>
-      </w:r>
-    </w:p>
-    <w:p>
-      <w:pPr>
-        <w:pStyle w:val="LOnormal"/>
-        <w:spacing w:lineRule="auto" w:line="240"/>
-        <w:jc w:val="center"/>
-        <w:rPr/>
-      </w:pPr>
-      <w:r>
-        <w:rPr/>
-        <w:t>{{cliente_domicilio}}</w:t>
-        <w:br/>
-        <w:t>Domicilio real</w:t>
-      </w:r>
-    </w:p>
-    <w:p>
-      <w:pPr>
-        <w:pStyle w:val="LOnormal"/>
-        <w:spacing w:lineRule="auto" w:line="240"/>
-        <w:jc w:val="center"/>
-        <w:rPr/>
-      </w:pPr>
-      <w:r>
-        <w:br w:type="column"/>
-      </w:r>
-      <w:r>
-        <w:rPr/>
-      </w:r>
-    </w:p>
-    <w:p>
-      <w:pPr>
-        <w:pStyle w:val="LOnormal"/>
-        <w:spacing w:lineRule="auto" w:line="240"/>
-        <w:jc w:val="center"/>
-        <w:rPr/>
-      </w:pPr>
-      <w:r>
-        <w:rPr/>
-        <w:t xml:space="preserve"> </w:t>
-      </w:r>
-      <w:r>
-        <w:rPr/>
-        <w:t>-----------------------------</w:t>
-        <w:br/>
-        <w:t>Firma</w:t>
-      </w:r>
-    </w:p>
-    <w:p>
-      <w:pPr>
-        <w:pStyle w:val="LOnormal"/>
-        <w:jc w:val="center"/>
-        <w:rPr/>
-      </w:pPr>
-      <w:r>
-        <w:rPr/>
-      </w:r>
-    </w:p>
-    <w:p>
-      <w:pPr>
-        <w:pStyle w:val="LOnormal"/>
-        <w:jc w:val="center"/>
-        <w:rPr/>
-      </w:pPr>
-      <w:r>
-        <w:rPr/>
-        <w:t>-----------------------------</w:t>
-        <w:br/>
-        <w:t>Aclaración</w:t>
-      </w:r>
-    </w:p>
-    <w:p>
-      <w:pPr>
-        <w:pStyle w:val="LOnormal"/>
-        <w:jc w:val="center"/>
-        <w:rPr/>
-      </w:pPr>
-      <w:r>
-        <w:rPr/>
-      </w:r>
-    </w:p>
-    <w:p>
-      <w:pPr>
-        <w:pStyle w:val="LOnormal"/>
-        <w:spacing w:lineRule="auto" w:line="240"/>
-        <w:jc w:val="center"/>
-        <w:rPr/>
-      </w:pPr>
-      <w:r>
-        <w:rPr>
-          <w:b/>
-        </w:rPr>
-        <w:t>{{garante_nro_doc}}</w:t>
-        <w:br/>
-        <w:t>{{garante_tipo_doc}}</w:t>
-      </w:r>
-      <w:r>
-        <w:rPr/>
-        <w:br/>
-      </w:r>
-    </w:p>
-    <w:p>
-      <w:pPr>
-        <w:pStyle w:val="LOnormal"/>
-        <w:spacing w:lineRule="auto" w:line="240"/>
-        <w:jc w:val="center"/>
-        <w:rPr/>
-      </w:pPr>
-      <w:r>
-        <w:rPr/>
-        <w:t>{{garante_domicilio}}</w:t>
-        <w:br/>
-        <w:t>Domicilio real</w:t>
-      </w:r>
-    </w:p>
-    <w:p>
-      <w:pPr>
-        <w:pStyle w:val="LOnormal"/>
+        <w:pStyle w:val="LO-normal"/>
         <w:spacing w:lineRule="auto" w:line="240" w:before="0" w:after="200"/>
         <w:jc w:val="center"/>
         <w:rPr/>
@@ -364,7 +354,7 @@
       <w:type w:val="continuous"/>
       <w:pgSz w:w="11906" w:h="16838"/>
       <w:pgMar w:left="1133" w:right="850" w:gutter="0" w:header="0" w:top="1440" w:footer="0" w:bottom="566"/>
-      <w:cols w:num="2" w:space="720" w:equalWidth="true" w:sep="false"/>
+      <w:cols w:num="1" w:space="720" w:equalWidth="true" w:sep="false"/>
       <w:formProt w:val="false"/>
       <w:textDirection w:val="lrTb"/>
       <w:docGrid w:type="default" w:linePitch="100" w:charSpace="4096"/>
@@ -398,7 +388,7 @@
       <w:suppressAutoHyphens w:val="true"/>
       <w:bidi w:val="0"/>
       <w:spacing w:lineRule="auto" w:line="276" w:before="0" w:after="200"/>
-      <w:jc w:val="left"/>
+      <w:jc w:val="start"/>
     </w:pPr>
     <w:rPr>
       <w:rFonts w:ascii="Cambria" w:hAnsi="Cambria" w:eastAsia="Cambria" w:cs="Cambria"/>
@@ -409,10 +399,10 @@
       <w:lang w:val="en-US" w:eastAsia="zh-CN" w:bidi="hi-IN"/>
     </w:rPr>
   </w:style>
-  <w:style w:type="paragraph" w:styleId="Ttulo1">
-    <w:name w:val="Heading 1"/>
-    <w:basedOn w:val="LOnormal"/>
-    <w:next w:val="LOnormal"/>
+  <w:style w:type="paragraph" w:styleId="Heading1">
+    <w:name w:val="heading 1"/>
+    <w:basedOn w:val="LO-normal"/>
+    <w:next w:val="LO-normal"/>
     <w:qFormat/>
     <w:pPr>
       <w:keepNext w:val="true"/>
@@ -427,10 +417,10 @@
       <w:szCs w:val="28"/>
     </w:rPr>
   </w:style>
-  <w:style w:type="paragraph" w:styleId="Ttulo2">
-    <w:name w:val="Heading 2"/>
-    <w:basedOn w:val="LOnormal"/>
-    <w:next w:val="LOnormal"/>
+  <w:style w:type="paragraph" w:styleId="Heading2">
+    <w:name w:val="heading 2"/>
+    <w:basedOn w:val="LO-normal"/>
+    <w:next w:val="LO-normal"/>
     <w:qFormat/>
     <w:pPr>
       <w:keepNext w:val="true"/>
@@ -445,10 +435,10 @@
       <w:szCs w:val="26"/>
     </w:rPr>
   </w:style>
-  <w:style w:type="paragraph" w:styleId="Ttulo3">
-    <w:name w:val="Heading 3"/>
-    <w:basedOn w:val="LOnormal"/>
-    <w:next w:val="LOnormal"/>
+  <w:style w:type="paragraph" w:styleId="Heading3">
+    <w:name w:val="heading 3"/>
+    <w:basedOn w:val="LO-normal"/>
+    <w:next w:val="LO-normal"/>
     <w:qFormat/>
     <w:pPr>
       <w:keepNext w:val="true"/>
@@ -461,10 +451,10 @@
       <w:color w:val="4F81BD"/>
     </w:rPr>
   </w:style>
-  <w:style w:type="paragraph" w:styleId="Ttulo4">
-    <w:name w:val="Heading 4"/>
-    <w:basedOn w:val="LOnormal"/>
-    <w:next w:val="LOnormal"/>
+  <w:style w:type="paragraph" w:styleId="Heading4">
+    <w:name w:val="heading 4"/>
+    <w:basedOn w:val="LO-normal"/>
+    <w:next w:val="LO-normal"/>
     <w:qFormat/>
     <w:pPr>
       <w:keepNext w:val="true"/>
@@ -478,10 +468,10 @@
       <w:color w:val="4F81BD"/>
     </w:rPr>
   </w:style>
-  <w:style w:type="paragraph" w:styleId="Ttulo5">
-    <w:name w:val="Heading 5"/>
-    <w:basedOn w:val="LOnormal"/>
-    <w:next w:val="LOnormal"/>
+  <w:style w:type="paragraph" w:styleId="Heading5">
+    <w:name w:val="heading 5"/>
+    <w:basedOn w:val="LO-normal"/>
+    <w:next w:val="LO-normal"/>
     <w:qFormat/>
     <w:pPr>
       <w:keepNext w:val="true"/>
@@ -493,10 +483,10 @@
       <w:color w:val="243F61"/>
     </w:rPr>
   </w:style>
-  <w:style w:type="paragraph" w:styleId="Ttulo6">
-    <w:name w:val="Heading 6"/>
-    <w:basedOn w:val="LOnormal"/>
-    <w:next w:val="LOnormal"/>
+  <w:style w:type="paragraph" w:styleId="Heading6">
+    <w:name w:val="heading 6"/>
+    <w:basedOn w:val="LO-normal"/>
+    <w:next w:val="LO-normal"/>
     <w:qFormat/>
     <w:pPr>
       <w:keepNext w:val="true"/>
@@ -509,10 +499,10 @@
       <w:color w:val="243F61"/>
     </w:rPr>
   </w:style>
-  <w:style w:type="paragraph" w:styleId="Ttulo7">
-    <w:name w:val="Heading 7"/>
-    <w:basedOn w:val="LOnormal"/>
-    <w:next w:val="LOnormal"/>
+  <w:style w:type="paragraph" w:styleId="Heading7">
+    <w:name w:val="heading 7"/>
+    <w:basedOn w:val="LO-normal"/>
+    <w:next w:val="LO-normal"/>
     <w:link w:val="Heading7Char"/>
     <w:uiPriority w:val="9"/>
     <w:semiHidden/>
@@ -529,13 +519,13 @@
       <w:rFonts w:ascii="Calibri" w:hAnsi="Calibri" w:eastAsia="" w:cs="" w:asciiTheme="majorHAnsi" w:cstheme="majorBidi" w:eastAsiaTheme="majorEastAsia" w:hAnsiTheme="majorHAnsi"/>
       <w:i/>
       <w:iCs/>
-      <w:color w:val="404040" w:themeColor="text1" w:themeTint="bf"/>
+      <w:color w:themeColor="text1" w:themeTint="bf" w:val="404040"/>
     </w:rPr>
   </w:style>
-  <w:style w:type="paragraph" w:styleId="Ttulo8">
-    <w:name w:val="Heading 8"/>
-    <w:basedOn w:val="LOnormal"/>
-    <w:next w:val="LOnormal"/>
+  <w:style w:type="paragraph" w:styleId="Heading8">
+    <w:name w:val="heading 8"/>
+    <w:basedOn w:val="LO-normal"/>
+    <w:next w:val="LO-normal"/>
     <w:link w:val="Heading8Char"/>
     <w:uiPriority w:val="9"/>
     <w:semiHidden/>
@@ -550,15 +540,15 @@
     </w:pPr>
     <w:rPr>
       <w:rFonts w:ascii="Calibri" w:hAnsi="Calibri" w:eastAsia="" w:cs="" w:asciiTheme="majorHAnsi" w:cstheme="majorBidi" w:eastAsiaTheme="majorEastAsia" w:hAnsiTheme="majorHAnsi"/>
-      <w:color w:val="4F81BD" w:themeColor="accent1"/>
+      <w:color w:themeColor="accent1" w:val="4F81BD"/>
       <w:sz w:val="20"/>
       <w:szCs w:val="20"/>
     </w:rPr>
   </w:style>
-  <w:style w:type="paragraph" w:styleId="Ttulo9">
-    <w:name w:val="Heading 9"/>
-    <w:basedOn w:val="LOnormal"/>
-    <w:next w:val="LOnormal"/>
+  <w:style w:type="paragraph" w:styleId="Heading9">
+    <w:name w:val="heading 9"/>
+    <w:basedOn w:val="LO-normal"/>
+    <w:next w:val="LO-normal"/>
     <w:link w:val="Heading9Char"/>
     <w:uiPriority w:val="9"/>
     <w:semiHidden/>
@@ -575,7 +565,7 @@
       <w:rFonts w:ascii="Calibri" w:hAnsi="Calibri" w:eastAsia="" w:cs="" w:asciiTheme="majorHAnsi" w:cstheme="majorBidi" w:eastAsiaTheme="majorEastAsia" w:hAnsiTheme="majorHAnsi"/>
       <w:i/>
       <w:iCs/>
-      <w:color w:val="404040" w:themeColor="text1" w:themeTint="bf"/>
+      <w:color w:themeColor="text1" w:themeTint="bf" w:val="404040"/>
       <w:sz w:val="20"/>
       <w:szCs w:val="20"/>
     </w:rPr>
@@ -614,7 +604,7 @@
       <w:rFonts w:ascii="Calibri" w:hAnsi="Calibri" w:eastAsia="" w:cs="" w:asciiTheme="majorHAnsi" w:cstheme="majorBidi" w:eastAsiaTheme="majorEastAsia" w:hAnsiTheme="majorHAnsi"/>
       <w:b/>
       <w:bCs/>
-      <w:color w:val="365F91" w:themeColor="accent1" w:themeShade="bf"/>
+      <w:color w:themeColor="accent1" w:themeShade="bf" w:val="365F91"/>
       <w:sz w:val="28"/>
       <w:szCs w:val="28"/>
     </w:rPr>
@@ -629,7 +619,7 @@
       <w:rFonts w:ascii="Calibri" w:hAnsi="Calibri" w:eastAsia="" w:cs="" w:asciiTheme="majorHAnsi" w:cstheme="majorBidi" w:eastAsiaTheme="majorEastAsia" w:hAnsiTheme="majorHAnsi"/>
       <w:b/>
       <w:bCs/>
-      <w:color w:val="4F81BD" w:themeColor="accent1"/>
+      <w:color w:themeColor="accent1" w:val="4F81BD"/>
       <w:sz w:val="26"/>
       <w:szCs w:val="26"/>
     </w:rPr>
@@ -644,7 +634,7 @@
       <w:rFonts w:ascii="Calibri" w:hAnsi="Calibri" w:eastAsia="" w:cs="" w:asciiTheme="majorHAnsi" w:cstheme="majorBidi" w:eastAsiaTheme="majorEastAsia" w:hAnsiTheme="majorHAnsi"/>
       <w:b/>
       <w:bCs/>
-      <w:color w:val="4F81BD" w:themeColor="accent1"/>
+      <w:color w:themeColor="accent1" w:val="4F81BD"/>
     </w:rPr>
   </w:style>
   <w:style w:type="character" w:styleId="TitleChar" w:customStyle="1">
@@ -655,7 +645,7 @@
     <w:rsid w:val="00fc693f"/>
     <w:rPr>
       <w:rFonts w:ascii="Calibri" w:hAnsi="Calibri" w:eastAsia="" w:cs="" w:asciiTheme="majorHAnsi" w:cstheme="majorBidi" w:eastAsiaTheme="majorEastAsia" w:hAnsiTheme="majorHAnsi"/>
-      <w:color w:val="17365D" w:themeColor="text2" w:themeShade="bf"/>
+      <w:color w:themeColor="text2" w:themeShade="bf" w:val="17365D"/>
       <w:spacing w:val="5"/>
       <w:kern w:val="2"/>
       <w:sz w:val="52"/>
@@ -672,7 +662,7 @@
       <w:rFonts w:ascii="Calibri" w:hAnsi="Calibri" w:eastAsia="" w:cs="" w:asciiTheme="majorHAnsi" w:cstheme="majorBidi" w:eastAsiaTheme="majorEastAsia" w:hAnsiTheme="majorHAnsi"/>
       <w:i/>
       <w:iCs/>
-      <w:color w:val="4F81BD" w:themeColor="accent1"/>
+      <w:color w:themeColor="accent1" w:val="4F81BD"/>
       <w:spacing w:val="15"/>
       <w:sz w:val="24"/>
       <w:szCs w:val="24"/>
@@ -710,7 +700,7 @@
   <w:style w:type="character" w:styleId="MacroTextChar" w:customStyle="1">
     <w:name w:val="Macro Text Char"/>
     <w:basedOn w:val="DefaultParagraphFont"/>
-    <w:link w:val="Macro"/>
+    <w:link w:val="MacroText"/>
     <w:uiPriority w:val="99"/>
     <w:qFormat/>
     <w:rsid w:val="0029639d"/>
@@ -730,7 +720,7 @@
     <w:rPr>
       <w:i/>
       <w:iCs/>
-      <w:color w:val="000000" w:themeColor="text1"/>
+      <w:color w:themeColor="text1" w:val="000000"/>
     </w:rPr>
   </w:style>
   <w:style w:type="character" w:styleId="Heading4Char" w:customStyle="1">
@@ -746,7 +736,7 @@
       <w:bCs/>
       <w:i/>
       <w:iCs/>
-      <w:color w:val="4F81BD" w:themeColor="accent1"/>
+      <w:color w:themeColor="accent1" w:val="4F81BD"/>
     </w:rPr>
   </w:style>
   <w:style w:type="character" w:styleId="Heading5Char" w:customStyle="1">
@@ -758,7 +748,7 @@
     <w:rsid w:val="00fc693f"/>
     <w:rPr>
       <w:rFonts w:ascii="Calibri" w:hAnsi="Calibri" w:eastAsia="" w:cs="" w:asciiTheme="majorHAnsi" w:cstheme="majorBidi" w:eastAsiaTheme="majorEastAsia" w:hAnsiTheme="majorHAnsi"/>
-      <w:color w:val="243F60" w:themeColor="accent1" w:themeShade="7f"/>
+      <w:color w:themeColor="accent1" w:themeShade="7f" w:val="243F60"/>
     </w:rPr>
   </w:style>
   <w:style w:type="character" w:styleId="Heading6Char" w:customStyle="1">
@@ -772,7 +762,7 @@
       <w:rFonts w:ascii="Calibri" w:hAnsi="Calibri" w:eastAsia="" w:cs="" w:asciiTheme="majorHAnsi" w:cstheme="majorBidi" w:eastAsiaTheme="majorEastAsia" w:hAnsiTheme="majorHAnsi"/>
       <w:i/>
       <w:iCs/>
-      <w:color w:val="243F60" w:themeColor="accent1" w:themeShade="7f"/>
+      <w:color w:themeColor="accent1" w:themeShade="7f" w:val="243F60"/>
     </w:rPr>
   </w:style>
   <w:style w:type="character" w:styleId="Heading7Char" w:customStyle="1">
@@ -786,7 +776,7 @@
       <w:rFonts w:ascii="Calibri" w:hAnsi="Calibri" w:eastAsia="" w:cs="" w:asciiTheme="majorHAnsi" w:cstheme="majorBidi" w:eastAsiaTheme="majorEastAsia" w:hAnsiTheme="majorHAnsi"/>
       <w:i/>
       <w:iCs/>
-      <w:color w:val="404040" w:themeColor="text1" w:themeTint="bf"/>
+      <w:color w:themeColor="text1" w:themeTint="bf" w:val="404040"/>
     </w:rPr>
   </w:style>
   <w:style w:type="character" w:styleId="Heading8Char" w:customStyle="1">
@@ -798,7 +788,7 @@
     <w:rsid w:val="00fc693f"/>
     <w:rPr>
       <w:rFonts w:ascii="Calibri" w:hAnsi="Calibri" w:eastAsia="" w:cs="" w:asciiTheme="majorHAnsi" w:cstheme="majorBidi" w:eastAsiaTheme="majorEastAsia" w:hAnsiTheme="majorHAnsi"/>
-      <w:color w:val="4F81BD" w:themeColor="accent1"/>
+      <w:color w:themeColor="accent1" w:val="4F81BD"/>
       <w:sz w:val="20"/>
       <w:szCs w:val="20"/>
     </w:rPr>
@@ -814,7 +804,7 @@
       <w:rFonts w:ascii="Calibri" w:hAnsi="Calibri" w:eastAsia="" w:cs="" w:asciiTheme="majorHAnsi" w:cstheme="majorBidi" w:eastAsiaTheme="majorEastAsia" w:hAnsiTheme="majorHAnsi"/>
       <w:i/>
       <w:iCs/>
-      <w:color w:val="404040" w:themeColor="text1" w:themeTint="bf"/>
+      <w:color w:themeColor="text1" w:themeTint="bf" w:val="404040"/>
       <w:sz w:val="20"/>
       <w:szCs w:val="20"/>
     </w:rPr>
@@ -853,7 +843,7 @@
       <w:bCs/>
       <w:i/>
       <w:iCs/>
-      <w:color w:val="4F81BD" w:themeColor="accent1"/>
+      <w:color w:themeColor="accent1" w:val="4F81BD"/>
     </w:rPr>
   </w:style>
   <w:style w:type="character" w:styleId="SubtleEmphasis">
@@ -865,7 +855,7 @@
     <w:rPr>
       <w:i/>
       <w:iCs/>
-      <w:color w:val="808080" w:themeColor="text1" w:themeTint="7f"/>
+      <w:color w:themeColor="text1" w:themeTint="7f" w:val="808080"/>
     </w:rPr>
   </w:style>
   <w:style w:type="character" w:styleId="IntenseEmphasis">
@@ -879,7 +869,7 @@
       <w:bCs/>
       <w:i/>
       <w:iCs/>
-      <w:color w:val="4F81BD" w:themeColor="accent1"/>
+      <w:color w:themeColor="accent1" w:val="4F81BD"/>
     </w:rPr>
   </w:style>
   <w:style w:type="character" w:styleId="SubtleReference">
@@ -890,7 +880,7 @@
     <w:rsid w:val="00fc693f"/>
     <w:rPr>
       <w:smallCaps/>
-      <w:color w:val="C0504D" w:themeColor="accent2"/>
+      <w:color w:themeColor="accent2" w:val="C0504D"/>
       <w:u w:val="single"/>
     </w:rPr>
   </w:style>
@@ -904,7 +894,7 @@
       <w:b/>
       <w:bCs/>
       <w:smallCaps/>
-      <w:color w:val="C0504D" w:themeColor="accent2"/>
+      <w:color w:themeColor="accent2" w:val="C0504D"/>
       <w:spacing w:val="5"/>
       <w:u w:val="single"/>
     </w:rPr>
@@ -922,10 +912,81 @@
       <w:spacing w:val="5"/>
     </w:rPr>
   </w:style>
+  <w:style w:type="paragraph" w:styleId="Heading">
+    <w:name w:val="Heading"/>
+    <w:basedOn w:val="Normal"/>
+    <w:next w:val="BodyText"/>
+    <w:qFormat/>
+    <w:pPr>
+      <w:keepNext w:val="true"/>
+      <w:spacing w:before="240" w:after="120"/>
+    </w:pPr>
+    <w:rPr>
+      <w:rFonts w:ascii="Liberation Sans" w:hAnsi="Liberation Sans" w:eastAsia="Arial Unicode MS" w:cs="Arial Unicode MS"/>
+      <w:sz w:val="28"/>
+      <w:szCs w:val="28"/>
+    </w:rPr>
+  </w:style>
+  <w:style w:type="paragraph" w:styleId="BodyText">
+    <w:name w:val="Body Text"/>
+    <w:basedOn w:val="LO-normal"/>
+    <w:link w:val="BodyTextChar"/>
+    <w:uiPriority w:val="99"/>
+    <w:unhideWhenUsed/>
+    <w:rsid w:val="00aa1d8d"/>
+    <w:pPr>
+      <w:spacing w:before="0" w:after="120"/>
+    </w:pPr>
+    <w:rPr/>
+  </w:style>
+  <w:style w:type="paragraph" w:styleId="List">
+    <w:name w:val="List"/>
+    <w:basedOn w:val="LO-normal"/>
+    <w:uiPriority w:val="99"/>
+    <w:unhideWhenUsed/>
+    <w:rsid w:val="00aa1d8d"/>
+    <w:pPr>
+      <w:spacing w:before="0" w:after="200"/>
+      <w:ind w:hanging="360" w:start="360"/>
+      <w:contextualSpacing/>
+    </w:pPr>
+    <w:rPr/>
+  </w:style>
+  <w:style w:type="paragraph" w:styleId="Caption">
+    <w:name w:val="caption"/>
+    <w:basedOn w:val="LO-normal"/>
+    <w:next w:val="LO-normal"/>
+    <w:uiPriority w:val="35"/>
+    <w:semiHidden/>
+    <w:unhideWhenUsed/>
+    <w:qFormat/>
+    <w:rsid w:val="00fc693f"/>
+    <w:pPr>
+      <w:spacing w:lineRule="auto" w:line="240"/>
+    </w:pPr>
+    <w:rPr>
+      <w:b/>
+      <w:bCs/>
+      <w:color w:themeColor="accent1" w:val="4F81BD"/>
+      <w:sz w:val="18"/>
+      <w:szCs w:val="18"/>
+    </w:rPr>
+  </w:style>
+  <w:style w:type="paragraph" w:styleId="Index">
+    <w:name w:val="Index"/>
+    <w:basedOn w:val="Normal"/>
+    <w:qFormat/>
+    <w:pPr>
+      <w:suppressLineNumbers/>
+    </w:pPr>
+    <w:rPr>
+      <w:rFonts w:cs="Arial Unicode MS"/>
+    </w:rPr>
+  </w:style>
   <w:style w:type="paragraph" w:styleId="Ttulo">
     <w:name w:val="Título"/>
-    <w:basedOn w:val="LOnormal"/>
-    <w:next w:val="Cuerpodetexto"/>
+    <w:basedOn w:val="LO-normal"/>
+    <w:next w:val="BodyText"/>
     <w:qFormat/>
     <w:pPr>
       <w:keepNext w:val="true"/>
@@ -937,50 +998,9 @@
       <w:szCs w:val="28"/>
     </w:rPr>
   </w:style>
-  <w:style w:type="paragraph" w:styleId="Cuerpodetexto">
-    <w:name w:val="Body Text"/>
-    <w:basedOn w:val="LOnormal"/>
-    <w:link w:val="BodyTextChar"/>
-    <w:uiPriority w:val="99"/>
-    <w:unhideWhenUsed/>
-    <w:rsid w:val="00aa1d8d"/>
-    <w:pPr>
-      <w:spacing w:before="0" w:after="120"/>
-    </w:pPr>
-    <w:rPr/>
-  </w:style>
-  <w:style w:type="paragraph" w:styleId="Lista">
-    <w:name w:val="List"/>
-    <w:basedOn w:val="LOnormal"/>
-    <w:uiPriority w:val="99"/>
-    <w:unhideWhenUsed/>
-    <w:rsid w:val="00aa1d8d"/>
-    <w:pPr>
-      <w:spacing w:before="0" w:after="200"/>
-      <w:ind w:left="360" w:hanging="360"/>
-      <w:contextualSpacing/>
-    </w:pPr>
-    <w:rPr/>
-  </w:style>
-  <w:style w:type="paragraph" w:styleId="Leyenda">
-    <w:name w:val="Caption"/>
-    <w:basedOn w:val="LOnormal"/>
-    <w:qFormat/>
-    <w:pPr>
-      <w:suppressLineNumbers/>
-      <w:spacing w:before="120" w:after="120"/>
-    </w:pPr>
-    <w:rPr>
-      <w:rFonts w:cs="Lohit Devanagari"/>
-      <w:i/>
-      <w:iCs/>
-      <w:sz w:val="24"/>
-      <w:szCs w:val="24"/>
-    </w:rPr>
-  </w:style>
-  <w:style w:type="paragraph" w:styleId="Ndice">
+  <w:style w:type="paragraph" w:styleId="ndice">
     <w:name w:val="Índice"/>
-    <w:basedOn w:val="LOnormal"/>
+    <w:basedOn w:val="LO-normal"/>
     <w:qFormat/>
     <w:pPr>
       <w:suppressLineNumbers/>
@@ -989,7 +1009,7 @@
       <w:rFonts w:cs="Lohit Devanagari"/>
     </w:rPr>
   </w:style>
-  <w:style w:type="paragraph" w:styleId="LOnormal" w:default="1">
+  <w:style w:type="paragraph" w:styleId="LO-normal" w:default="1">
     <w:name w:val="LO-normal"/>
     <w:qFormat/>
     <w:pPr>
@@ -997,7 +1017,7 @@
       <w:suppressAutoHyphens w:val="true"/>
       <w:bidi w:val="0"/>
       <w:spacing w:lineRule="auto" w:line="276" w:before="0" w:after="200"/>
-      <w:jc w:val="left"/>
+      <w:jc w:val="start"/>
     </w:pPr>
     <w:rPr>
       <w:rFonts w:ascii="Cambria" w:hAnsi="Cambria" w:eastAsia="Cambria" w:cs="Cambria"/>
@@ -1008,10 +1028,10 @@
       <w:lang w:val="en-US" w:eastAsia="zh-CN" w:bidi="hi-IN"/>
     </w:rPr>
   </w:style>
-  <w:style w:type="paragraph" w:styleId="Ttulogeneral">
+  <w:style w:type="paragraph" w:styleId="Title">
     <w:name w:val="Title"/>
-    <w:basedOn w:val="LOnormal"/>
-    <w:next w:val="LOnormal"/>
+    <w:basedOn w:val="LO-normal"/>
+    <w:next w:val="LO-normal"/>
     <w:qFormat/>
     <w:pPr>
       <w:pBdr>
@@ -1028,14 +1048,21 @@
   </w:style>
   <w:style w:type="paragraph" w:styleId="Cabeceraypie">
     <w:name w:val="Cabecera y pie"/>
-    <w:basedOn w:val="LOnormal"/>
+    <w:basedOn w:val="LO-normal"/>
     <w:qFormat/>
     <w:pPr/>
     <w:rPr/>
   </w:style>
-  <w:style w:type="paragraph" w:styleId="Cabecera">
-    <w:name w:val="Header"/>
-    <w:basedOn w:val="LOnormal"/>
+  <w:style w:type="paragraph" w:styleId="HeaderandFooter">
+    <w:name w:val="Header and Footer"/>
+    <w:basedOn w:val="Normal"/>
+    <w:qFormat/>
+    <w:pPr/>
+    <w:rPr/>
+  </w:style>
+  <w:style w:type="paragraph" w:styleId="Header">
+    <w:name w:val="header"/>
+    <w:basedOn w:val="LO-normal"/>
     <w:link w:val="HeaderChar"/>
     <w:uiPriority w:val="99"/>
     <w:unhideWhenUsed/>
@@ -1050,9 +1077,9 @@
     </w:pPr>
     <w:rPr/>
   </w:style>
-  <w:style w:type="paragraph" w:styleId="Piedepgina">
-    <w:name w:val="Footer"/>
-    <w:basedOn w:val="LOnormal"/>
+  <w:style w:type="paragraph" w:styleId="Footer">
+    <w:name w:val="footer"/>
+    <w:basedOn w:val="LO-normal"/>
     <w:link w:val="FooterChar"/>
     <w:uiPriority w:val="99"/>
     <w:unhideWhenUsed/>
@@ -1077,7 +1104,7 @@
       <w:suppressAutoHyphens w:val="true"/>
       <w:bidi w:val="0"/>
       <w:spacing w:lineRule="auto" w:line="240" w:before="0" w:after="0"/>
-      <w:jc w:val="left"/>
+      <w:jc w:val="start"/>
     </w:pPr>
     <w:rPr>
       <w:rFonts w:ascii="Cambria" w:hAnsi="Cambria" w:eastAsia="" w:cs="" w:asciiTheme="minorHAnsi" w:cstheme="minorBidi" w:eastAsiaTheme="minorEastAsia" w:hAnsiTheme="minorHAnsi"/>
@@ -1090,20 +1117,20 @@
   </w:style>
   <w:style w:type="paragraph" w:styleId="ListParagraph">
     <w:name w:val="List Paragraph"/>
-    <w:basedOn w:val="LOnormal"/>
+    <w:basedOn w:val="LO-normal"/>
     <w:uiPriority w:val="34"/>
     <w:qFormat/>
     <w:rsid w:val="00fc693f"/>
     <w:pPr>
       <w:spacing w:before="0" w:after="200"/>
-      <w:ind w:left="720" w:hanging="0"/>
+      <w:ind w:hanging="0" w:start="720"/>
       <w:contextualSpacing/>
     </w:pPr>
     <w:rPr/>
   </w:style>
   <w:style w:type="paragraph" w:styleId="BodyText2">
     <w:name w:val="Body Text 2"/>
-    <w:basedOn w:val="LOnormal"/>
+    <w:basedOn w:val="LO-normal"/>
     <w:link w:val="BodyText2Char"/>
     <w:uiPriority w:val="99"/>
     <w:unhideWhenUsed/>
@@ -1116,7 +1143,7 @@
   </w:style>
   <w:style w:type="paragraph" w:styleId="BodyText3">
     <w:name w:val="Body Text 3"/>
-    <w:basedOn w:val="LOnormal"/>
+    <w:basedOn w:val="LO-normal"/>
     <w:link w:val="BodyText3Char"/>
     <w:uiPriority w:val="99"/>
     <w:unhideWhenUsed/>
@@ -1132,7 +1159,7 @@
   </w:style>
   <w:style w:type="paragraph" w:styleId="ListBullet3">
     <w:name w:val="List Bullet 3"/>
-    <w:basedOn w:val="LOnormal"/>
+    <w:basedOn w:val="LO-normal"/>
     <w:uiPriority w:val="99"/>
     <w:unhideWhenUsed/>
     <w:qFormat/>
@@ -1145,21 +1172,21 @@
   </w:style>
   <w:style w:type="paragraph" w:styleId="ListBullet4">
     <w:name w:val="List Bullet 4"/>
-    <w:basedOn w:val="LOnormal"/>
+    <w:basedOn w:val="LO-normal"/>
     <w:uiPriority w:val="99"/>
     <w:unhideWhenUsed/>
     <w:qFormat/>
     <w:rsid w:val="00326f90"/>
     <w:pPr>
       <w:spacing w:before="0" w:after="200"/>
-      <w:ind w:left="1080" w:hanging="360"/>
+      <w:ind w:hanging="360" w:start="1080"/>
       <w:contextualSpacing/>
     </w:pPr>
     <w:rPr/>
   </w:style>
   <w:style w:type="paragraph" w:styleId="ListBullet">
     <w:name w:val="List Bullet"/>
-    <w:basedOn w:val="LOnormal"/>
+    <w:basedOn w:val="LO-normal"/>
     <w:uiPriority w:val="99"/>
     <w:unhideWhenUsed/>
     <w:qFormat/>
@@ -1172,7 +1199,7 @@
   </w:style>
   <w:style w:type="paragraph" w:styleId="ListBullet2">
     <w:name w:val="List Bullet 2"/>
-    <w:basedOn w:val="LOnormal"/>
+    <w:basedOn w:val="LO-normal"/>
     <w:uiPriority w:val="99"/>
     <w:unhideWhenUsed/>
     <w:qFormat/>
@@ -1185,7 +1212,7 @@
   </w:style>
   <w:style w:type="paragraph" w:styleId="ListNumber">
     <w:name w:val="List Number"/>
-    <w:basedOn w:val="LOnormal"/>
+    <w:basedOn w:val="LO-normal"/>
     <w:uiPriority w:val="99"/>
     <w:unhideWhenUsed/>
     <w:qFormat/>
@@ -1198,7 +1225,7 @@
   </w:style>
   <w:style w:type="paragraph" w:styleId="ListNumber2">
     <w:name w:val="List Number 2"/>
-    <w:basedOn w:val="LOnormal"/>
+    <w:basedOn w:val="LO-normal"/>
     <w:uiPriority w:val="99"/>
     <w:unhideWhenUsed/>
     <w:qFormat/>
@@ -1211,7 +1238,7 @@
   </w:style>
   <w:style w:type="paragraph" w:styleId="ListNumber3">
     <w:name w:val="List Number 3"/>
-    <w:basedOn w:val="LOnormal"/>
+    <w:basedOn w:val="LO-normal"/>
     <w:uiPriority w:val="99"/>
     <w:unhideWhenUsed/>
     <w:qFormat/>
@@ -1224,47 +1251,47 @@
   </w:style>
   <w:style w:type="paragraph" w:styleId="ListContinue">
     <w:name w:val="List Continue"/>
-    <w:basedOn w:val="LOnormal"/>
+    <w:basedOn w:val="LO-normal"/>
     <w:uiPriority w:val="99"/>
     <w:unhideWhenUsed/>
     <w:qFormat/>
     <w:rsid w:val="0029639d"/>
     <w:pPr>
       <w:spacing w:before="0" w:after="120"/>
-      <w:ind w:left="360" w:hanging="0"/>
+      <w:ind w:hanging="0" w:start="360"/>
       <w:contextualSpacing/>
     </w:pPr>
     <w:rPr/>
   </w:style>
   <w:style w:type="paragraph" w:styleId="ListContinue2">
     <w:name w:val="List Continue 2"/>
-    <w:basedOn w:val="LOnormal"/>
+    <w:basedOn w:val="LO-normal"/>
     <w:uiPriority w:val="99"/>
     <w:unhideWhenUsed/>
     <w:qFormat/>
     <w:rsid w:val="0029639d"/>
     <w:pPr>
       <w:spacing w:before="0" w:after="120"/>
-      <w:ind w:left="720" w:hanging="0"/>
+      <w:ind w:hanging="0" w:start="720"/>
       <w:contextualSpacing/>
     </w:pPr>
     <w:rPr/>
   </w:style>
   <w:style w:type="paragraph" w:styleId="ListContinue3">
     <w:name w:val="List Continue 3"/>
-    <w:basedOn w:val="LOnormal"/>
+    <w:basedOn w:val="LO-normal"/>
     <w:uiPriority w:val="99"/>
     <w:unhideWhenUsed/>
     <w:qFormat/>
     <w:rsid w:val="0029639d"/>
     <w:pPr>
       <w:spacing w:before="0" w:after="120"/>
-      <w:ind w:left="1080" w:hanging="0"/>
+      <w:ind w:hanging="0" w:start="1080"/>
       <w:contextualSpacing/>
     </w:pPr>
     <w:rPr/>
   </w:style>
-  <w:style w:type="paragraph" w:styleId="Macro">
+  <w:style w:type="paragraph" w:styleId="MacroText">
     <w:name w:val="macro"/>
     <w:link w:val="MacroTextChar"/>
     <w:uiPriority w:val="99"/>
@@ -1286,7 +1313,7 @@
       <w:suppressAutoHyphens w:val="true"/>
       <w:bidi w:val="0"/>
       <w:spacing w:lineRule="auto" w:line="276" w:before="0" w:after="200"/>
-      <w:jc w:val="left"/>
+      <w:jc w:val="start"/>
     </w:pPr>
     <w:rPr>
       <w:rFonts w:ascii="Courier" w:hAnsi="Courier" w:eastAsia="" w:cs="" w:cstheme="minorBidi" w:eastAsiaTheme="minorEastAsia"/>
@@ -1299,8 +1326,8 @@
   </w:style>
   <w:style w:type="paragraph" w:styleId="Quote">
     <w:name w:val="Quote"/>
-    <w:basedOn w:val="LOnormal"/>
-    <w:next w:val="LOnormal"/>
+    <w:basedOn w:val="LO-normal"/>
+    <w:next w:val="LO-normal"/>
     <w:link w:val="QuoteChar"/>
     <w:uiPriority w:val="29"/>
     <w:qFormat/>
@@ -1309,33 +1336,13 @@
     <w:rPr>
       <w:i/>
       <w:iCs/>
-      <w:color w:val="000000" w:themeColor="text1"/>
-    </w:rPr>
-  </w:style>
-  <w:style w:type="paragraph" w:styleId="Caption">
-    <w:name w:val="caption"/>
-    <w:basedOn w:val="LOnormal"/>
-    <w:next w:val="LOnormal"/>
-    <w:uiPriority w:val="35"/>
-    <w:semiHidden/>
-    <w:unhideWhenUsed/>
-    <w:qFormat/>
-    <w:rsid w:val="00fc693f"/>
-    <w:pPr>
-      <w:spacing w:lineRule="auto" w:line="240"/>
-    </w:pPr>
-    <w:rPr>
-      <w:b/>
-      <w:bCs/>
-      <w:color w:val="4F81BD" w:themeColor="accent1"/>
-      <w:sz w:val="18"/>
-      <w:szCs w:val="18"/>
+      <w:color w:themeColor="text1" w:val="000000"/>
     </w:rPr>
   </w:style>
   <w:style w:type="paragraph" w:styleId="IntenseQuote">
     <w:name w:val="Intense Quote"/>
-    <w:basedOn w:val="LOnormal"/>
-    <w:next w:val="LOnormal"/>
+    <w:basedOn w:val="LO-normal"/>
+    <w:next w:val="LO-normal"/>
     <w:link w:val="IntenseQuoteChar"/>
     <w:uiPriority w:val="30"/>
     <w:qFormat/>
@@ -1345,26 +1352,26 @@
         <w:bottom w:val="single" w:sz="4" w:space="4" w:color="4F81BD"/>
       </w:pBdr>
       <w:spacing w:before="200" w:after="280"/>
-      <w:ind w:left="936" w:right="936" w:hanging="0"/>
+      <w:ind w:hanging="0" w:start="936" w:end="936"/>
     </w:pPr>
     <w:rPr>
       <w:b/>
       <w:bCs/>
       <w:i/>
       <w:iCs/>
-      <w:color w:val="4F81BD" w:themeColor="accent1"/>
+      <w:color w:themeColor="accent1" w:val="4F81BD"/>
     </w:rPr>
   </w:style>
-  <w:style w:type="paragraph" w:styleId="Ttulodelndice">
-    <w:name w:val="Index Heading"/>
+  <w:style w:type="paragraph" w:styleId="IndexHeading">
+    <w:name w:val="index heading"/>
     <w:basedOn w:val="Ttulo"/>
     <w:pPr/>
     <w:rPr/>
   </w:style>
-  <w:style w:type="paragraph" w:styleId="Ttulodelsumario">
+  <w:style w:type="paragraph" w:styleId="TOCHeading">
     <w:name w:val="TOC Heading"/>
-    <w:basedOn w:val="Ttulodelndice"/>
-    <w:next w:val="LOnormal"/>
+    <w:basedOn w:val="IndexHeading"/>
+    <w:next w:val="LO-normal"/>
     <w:uiPriority w:val="39"/>
     <w:semiHidden/>
     <w:unhideWhenUsed/>
@@ -1373,10 +1380,10 @@
     <w:pPr/>
     <w:rPr/>
   </w:style>
-  <w:style w:type="paragraph" w:styleId="Subttulo">
+  <w:style w:type="paragraph" w:styleId="Subtitle">
     <w:name w:val="Subtitle"/>
-    <w:basedOn w:val="LOnormal"/>
-    <w:next w:val="LOnormal"/>
+    <w:basedOn w:val="LO-normal"/>
+    <w:next w:val="LO-normal"/>
     <w:qFormat/>
     <w:pPr/>
     <w:rPr>
@@ -1552,7 +1559,7 @@
       <w:spacing w:after="0" w:line="240" w:lineRule="auto"/>
     </w:pPr>
     <w:rPr>
-      <w:color w:val="365F91" w:themeColor="accent1" w:themeShade="bf"/>
+      <w:color w:val="365f91" w:themeColor="accent1" w:themeShade="bf"/>
     </w:rPr>
     <w:tblPr>
       <w:tblStyleRowBandSize w:val="1"/>
@@ -1760,7 +1767,7 @@
       <w:spacing w:after="0" w:line="240" w:lineRule="auto"/>
     </w:pPr>
     <w:rPr>
-      <w:color w:val="76923C" w:themeColor="accent3" w:themeShade="bf"/>
+      <w:color w:val="76923c" w:themeColor="accent3" w:themeShade="bf"/>
     </w:rPr>
     <w:tblPr>
       <w:tblStyleRowBandSize w:val="1"/>
@@ -1864,7 +1871,7 @@
       <w:spacing w:after="0" w:line="240" w:lineRule="auto"/>
     </w:pPr>
     <w:rPr>
-      <w:color w:val="5F497A" w:themeColor="accent4" w:themeShade="bf"/>
+      <w:color w:val="5f497a" w:themeColor="accent4" w:themeShade="bf"/>
     </w:rPr>
     <w:tblPr>
       <w:tblStyleRowBandSize w:val="1"/>
@@ -1968,7 +1975,7 @@
       <w:spacing w:after="0" w:line="240" w:lineRule="auto"/>
     </w:pPr>
     <w:rPr>
-      <w:color w:val="31849B" w:themeColor="accent5" w:themeShade="bf"/>
+      <w:color w:val="31849b" w:themeColor="accent5" w:themeShade="bf"/>
     </w:rPr>
     <w:tblPr>
       <w:tblStyleRowBandSize w:val="1"/>
@@ -2072,7 +2079,7 @@
       <w:spacing w:after="0" w:line="240" w:lineRule="auto"/>
     </w:pPr>
     <w:rPr>
-      <w:color w:val="E36C0A" w:themeColor="accent6" w:themeShade="bf"/>
+      <w:color w:val="e36c0a" w:themeColor="accent6" w:themeShade="bf"/>
     </w:rPr>
     <w:tblPr>
       <w:tblStyleRowBandSize w:val="1"/>
@@ -2198,7 +2205,7 @@
       <w:rPr>
         <w:b/>
         <w:bCs/>
-        <w:color w:val="FFFFFF" w:themeColor="background1"/>
+        <w:color w:val="ffffff" w:themeColor="background1"/>
       </w:rPr>
       <w:tblPr/>
       <w:tcPr>
@@ -2291,7 +2298,7 @@
       <w:rPr>
         <w:b/>
         <w:bCs/>
-        <w:color w:val="FFFFFF" w:themeColor="background1"/>
+        <w:color w:val="ffffff" w:themeColor="background1"/>
       </w:rPr>
       <w:tblPr/>
       <w:tcPr>
@@ -2384,7 +2391,7 @@
       <w:rPr>
         <w:b/>
         <w:bCs/>
-        <w:color w:val="FFFFFF" w:themeColor="background1"/>
+        <w:color w:val="ffffff" w:themeColor="background1"/>
       </w:rPr>
       <w:tblPr/>
       <w:tcPr>
@@ -2477,7 +2484,7 @@
       <w:rPr>
         <w:b/>
         <w:bCs/>
-        <w:color w:val="FFFFFF" w:themeColor="background1"/>
+        <w:color w:val="ffffff" w:themeColor="background1"/>
       </w:rPr>
       <w:tblPr/>
       <w:tcPr>
@@ -2570,7 +2577,7 @@
       <w:rPr>
         <w:b/>
         <w:bCs/>
-        <w:color w:val="FFFFFF" w:themeColor="background1"/>
+        <w:color w:val="ffffff" w:themeColor="background1"/>
       </w:rPr>
       <w:tblPr/>
       <w:tcPr>
@@ -2663,7 +2670,7 @@
       <w:rPr>
         <w:b/>
         <w:bCs/>
-        <w:color w:val="FFFFFF" w:themeColor="background1"/>
+        <w:color w:val="ffffff" w:themeColor="background1"/>
       </w:rPr>
       <w:tblPr/>
       <w:tcPr>
@@ -2756,7 +2763,7 @@
       <w:rPr>
         <w:b/>
         <w:bCs/>
-        <w:color w:val="FFFFFF" w:themeColor="background1"/>
+        <w:color w:val="ffffff" w:themeColor="background1"/>
       </w:rPr>
       <w:tblPr/>
       <w:tcPr>
@@ -3760,7 +3767,7 @@
       <w:rPr>
         <w:b/>
         <w:bCs/>
-        <w:color w:val="FFFFFF" w:themeColor="background1"/>
+        <w:color w:val="ffffff" w:themeColor="background1"/>
       </w:rPr>
       <w:tblPr/>
       <w:tcPr>
@@ -3867,7 +3874,7 @@
       <w:rPr>
         <w:b/>
         <w:bCs/>
-        <w:color w:val="FFFFFF" w:themeColor="background1"/>
+        <w:color w:val="ffffff" w:themeColor="background1"/>
       </w:rPr>
       <w:tblPr/>
       <w:tcPr>
@@ -3974,7 +3981,7 @@
       <w:rPr>
         <w:b/>
         <w:bCs/>
-        <w:color w:val="FFFFFF" w:themeColor="background1"/>
+        <w:color w:val="ffffff" w:themeColor="background1"/>
       </w:rPr>
       <w:tblPr/>
       <w:tcPr>
@@ -4081,7 +4088,7 @@
       <w:rPr>
         <w:b/>
         <w:bCs/>
-        <w:color w:val="FFFFFF" w:themeColor="background1"/>
+        <w:color w:val="ffffff" w:themeColor="background1"/>
       </w:rPr>
       <w:tblPr/>
       <w:tcPr>
@@ -4188,7 +4195,7 @@
       <w:rPr>
         <w:b/>
         <w:bCs/>
-        <w:color w:val="FFFFFF" w:themeColor="background1"/>
+        <w:color w:val="ffffff" w:themeColor="background1"/>
       </w:rPr>
       <w:tblPr/>
       <w:tcPr>
@@ -4295,7 +4302,7 @@
       <w:rPr>
         <w:b/>
         <w:bCs/>
-        <w:color w:val="FFFFFF" w:themeColor="background1"/>
+        <w:color w:val="ffffff" w:themeColor="background1"/>
       </w:rPr>
       <w:tblPr/>
       <w:tcPr>
@@ -4402,7 +4409,7 @@
       <w:rPr>
         <w:b/>
         <w:bCs/>
-        <w:color w:val="FFFFFF" w:themeColor="background1"/>
+        <w:color w:val="ffffff" w:themeColor="background1"/>
       </w:rPr>
       <w:tblPr/>
       <w:tcPr>
@@ -4506,7 +4513,7 @@
       <w:rPr>
         <w:b/>
         <w:bCs/>
-        <w:color w:val="FFFFFF" w:themeColor="background1"/>
+        <w:color w:val="ffffff" w:themeColor="background1"/>
       </w:rPr>
       <w:tblPr/>
       <w:tcPr>
@@ -4525,9 +4532,7 @@
       <w:pPr>
         <w:spacing w:before="0" w:after="0" w:line="240" w:lineRule="auto"/>
       </w:pPr>
-      <w:rPr>
-        <w:color w:val="auto"/>
-      </w:rPr>
+      <w:rPr/>
       <w:tblPr/>
       <w:tcPr>
         <w:tcBorders>
@@ -4545,7 +4550,7 @@
       <w:rPr>
         <w:b/>
         <w:bCs/>
-        <w:color w:val="FFFFFF" w:themeColor="background1"/>
+        <w:color w:val="ffffff" w:themeColor="background1"/>
       </w:rPr>
       <w:tblPr/>
       <w:tcPr>
@@ -4564,7 +4569,7 @@
       <w:rPr>
         <w:b/>
         <w:bCs/>
-        <w:color w:val="FFFFFF" w:themeColor="background1"/>
+        <w:color w:val="ffffff" w:themeColor="background1"/>
       </w:rPr>
       <w:tblPr/>
       <w:tcPr>
@@ -4610,7 +4615,7 @@
     </w:tblStylePr>
     <w:tblStylePr w:type="nwCell">
       <w:rPr>
-        <w:color w:val="FFFFFF" w:themeColor="background1"/>
+        <w:color w:val="ffffff" w:themeColor="background1"/>
       </w:rPr>
       <w:tblPr/>
       <w:tcPr>
@@ -4654,7 +4659,7 @@
       <w:rPr>
         <w:b/>
         <w:bCs/>
-        <w:color w:val="FFFFFF" w:themeColor="background1"/>
+        <w:color w:val="ffffff" w:themeColor="background1"/>
       </w:rPr>
       <w:tblPr/>
       <w:tcPr>
@@ -4673,9 +4678,7 @@
       <w:pPr>
         <w:spacing w:before="0" w:after="0" w:line="240" w:lineRule="auto"/>
       </w:pPr>
-      <w:rPr>
-        <w:color w:val="auto"/>
-      </w:rPr>
+      <w:rPr/>
       <w:tblPr/>
       <w:tcPr>
         <w:tcBorders>
@@ -4693,7 +4696,7 @@
       <w:rPr>
         <w:b/>
         <w:bCs/>
-        <w:color w:val="FFFFFF" w:themeColor="background1"/>
+        <w:color w:val="ffffff" w:themeColor="background1"/>
       </w:rPr>
       <w:tblPr/>
       <w:tcPr>
@@ -4712,7 +4715,7 @@
       <w:rPr>
         <w:b/>
         <w:bCs/>
-        <w:color w:val="FFFFFF" w:themeColor="background1"/>
+        <w:color w:val="ffffff" w:themeColor="background1"/>
       </w:rPr>
       <w:tblPr/>
       <w:tcPr>
@@ -4758,7 +4761,7 @@
     </w:tblStylePr>
     <w:tblStylePr w:type="nwCell">
       <w:rPr>
-        <w:color w:val="FFFFFF" w:themeColor="background1"/>
+        <w:color w:val="ffffff" w:themeColor="background1"/>
       </w:rPr>
       <w:tblPr/>
       <w:tcPr>
@@ -4802,7 +4805,7 @@
       <w:rPr>
         <w:b/>
         <w:bCs/>
-        <w:color w:val="FFFFFF" w:themeColor="background1"/>
+        <w:color w:val="ffffff" w:themeColor="background1"/>
       </w:rPr>
       <w:tblPr/>
       <w:tcPr>
@@ -4821,9 +4824,7 @@
       <w:pPr>
         <w:spacing w:before="0" w:after="0" w:line="240" w:lineRule="auto"/>
       </w:pPr>
-      <w:rPr>
-        <w:color w:val="auto"/>
-      </w:rPr>
+      <w:rPr/>
       <w:tblPr/>
       <w:tcPr>
         <w:tcBorders>
@@ -4841,7 +4842,7 @@
       <w:rPr>
         <w:b/>
         <w:bCs/>
-        <w:color w:val="FFFFFF" w:themeColor="background1"/>
+        <w:color w:val="ffffff" w:themeColor="background1"/>
       </w:rPr>
       <w:tblPr/>
       <w:tcPr>
@@ -4860,7 +4861,7 @@
       <w:rPr>
         <w:b/>
         <w:bCs/>
-        <w:color w:val="FFFFFF" w:themeColor="background1"/>
+        <w:color w:val="ffffff" w:themeColor="background1"/>
       </w:rPr>
       <w:tblPr/>
       <w:tcPr>
@@ -4906,7 +4907,7 @@
     </w:tblStylePr>
     <w:tblStylePr w:type="nwCell">
       <w:rPr>
-        <w:color w:val="FFFFFF" w:themeColor="background1"/>
+        <w:color w:val="ffffff" w:themeColor="background1"/>
       </w:rPr>
       <w:tblPr/>
       <w:tcPr>
@@ -4950,7 +4951,7 @@
       <w:rPr>
         <w:b/>
         <w:bCs/>
-        <w:color w:val="FFFFFF" w:themeColor="background1"/>
+        <w:color w:val="ffffff" w:themeColor="background1"/>
       </w:rPr>
       <w:tblPr/>
       <w:tcPr>
@@ -4969,9 +4970,7 @@
       <w:pPr>
         <w:spacing w:before="0" w:after="0" w:line="240" w:lineRule="auto"/>
       </w:pPr>
-      <w:rPr>
-        <w:color w:val="auto"/>
-      </w:rPr>
+      <w:rPr/>
       <w:tblPr/>
       <w:tcPr>
         <w:tcBorders>
@@ -4989,7 +4988,7 @@
       <w:rPr>
         <w:b/>
         <w:bCs/>
-        <w:color w:val="FFFFFF" w:themeColor="background1"/>
+        <w:color w:val="ffffff" w:themeColor="background1"/>
       </w:rPr>
       <w:tblPr/>
       <w:tcPr>
@@ -5008,7 +5007,7 @@
       <w:rPr>
         <w:b/>
         <w:bCs/>
-        <w:color w:val="FFFFFF" w:themeColor="background1"/>
+        <w:color w:val="ffffff" w:themeColor="background1"/>
       </w:rPr>
       <w:tblPr/>
       <w:tcPr>
@@ -5054,7 +5053,7 @@
     </w:tblStylePr>
     <w:tblStylePr w:type="nwCell">
       <w:rPr>
-        <w:color w:val="FFFFFF" w:themeColor="background1"/>
+        <w:color w:val="ffffff" w:themeColor="background1"/>
       </w:rPr>
       <w:tblPr/>
       <w:tcPr>
@@ -5098,7 +5097,7 @@
       <w:rPr>
         <w:b/>
         <w:bCs/>
-        <w:color w:val="FFFFFF" w:themeColor="background1"/>
+        <w:color w:val="ffffff" w:themeColor="background1"/>
       </w:rPr>
       <w:tblPr/>
       <w:tcPr>
@@ -5117,9 +5116,7 @@
       <w:pPr>
         <w:spacing w:before="0" w:after="0" w:line="240" w:lineRule="auto"/>
       </w:pPr>
-      <w:rPr>
-        <w:color w:val="auto"/>
-      </w:rPr>
+      <w:rPr/>
       <w:tblPr/>
       <w:tcPr>
         <w:tcBorders>
@@ -5137,7 +5134,7 @@
       <w:rPr>
         <w:b/>
         <w:bCs/>
-        <w:color w:val="FFFFFF" w:themeColor="background1"/>
+        <w:color w:val="ffffff" w:themeColor="background1"/>
       </w:rPr>
       <w:tblPr/>
       <w:tcPr>
@@ -5156,7 +5153,7 @@
       <w:rPr>
         <w:b/>
         <w:bCs/>
-        <w:color w:val="FFFFFF" w:themeColor="background1"/>
+        <w:color w:val="ffffff" w:themeColor="background1"/>
       </w:rPr>
       <w:tblPr/>
       <w:tcPr>
@@ -5202,7 +5199,7 @@
     </w:tblStylePr>
     <w:tblStylePr w:type="nwCell">
       <w:rPr>
-        <w:color w:val="FFFFFF" w:themeColor="background1"/>
+        <w:color w:val="ffffff" w:themeColor="background1"/>
       </w:rPr>
       <w:tblPr/>
       <w:tcPr>
@@ -5246,7 +5243,7 @@
       <w:rPr>
         <w:b/>
         <w:bCs/>
-        <w:color w:val="FFFFFF" w:themeColor="background1"/>
+        <w:color w:val="ffffff" w:themeColor="background1"/>
       </w:rPr>
       <w:tblPr/>
       <w:tcPr>
@@ -5265,9 +5262,7 @@
       <w:pPr>
         <w:spacing w:before="0" w:after="0" w:line="240" w:lineRule="auto"/>
       </w:pPr>
-      <w:rPr>
-        <w:color w:val="auto"/>
-      </w:rPr>
+      <w:rPr/>
       <w:tblPr/>
       <w:tcPr>
         <w:tcBorders>
@@ -5285,7 +5280,7 @@
       <w:rPr>
         <w:b/>
         <w:bCs/>
-        <w:color w:val="FFFFFF" w:themeColor="background1"/>
+        <w:color w:val="ffffff" w:themeColor="background1"/>
       </w:rPr>
       <w:tblPr/>
       <w:tcPr>
@@ -5304,7 +5299,7 @@
       <w:rPr>
         <w:b/>
         <w:bCs/>
-        <w:color w:val="FFFFFF" w:themeColor="background1"/>
+        <w:color w:val="ffffff" w:themeColor="background1"/>
       </w:rPr>
       <w:tblPr/>
       <w:tcPr>
@@ -5350,7 +5345,7 @@
     </w:tblStylePr>
     <w:tblStylePr w:type="nwCell">
       <w:rPr>
-        <w:color w:val="FFFFFF" w:themeColor="background1"/>
+        <w:color w:val="ffffff" w:themeColor="background1"/>
       </w:rPr>
       <w:tblPr/>
       <w:tcPr>
@@ -5394,7 +5389,7 @@
       <w:rPr>
         <w:b/>
         <w:bCs/>
-        <w:color w:val="FFFFFF" w:themeColor="background1"/>
+        <w:color w:val="ffffff" w:themeColor="background1"/>
       </w:rPr>
       <w:tblPr/>
       <w:tcPr>
@@ -5413,9 +5408,7 @@
       <w:pPr>
         <w:spacing w:before="0" w:after="0" w:line="240" w:lineRule="auto"/>
       </w:pPr>
-      <w:rPr>
-        <w:color w:val="auto"/>
-      </w:rPr>
+      <w:rPr/>
       <w:tblPr/>
       <w:tcPr>
         <w:tcBorders>
@@ -5433,7 +5426,7 @@
       <w:rPr>
         <w:b/>
         <w:bCs/>
-        <w:color w:val="FFFFFF" w:themeColor="background1"/>
+        <w:color w:val="ffffff" w:themeColor="background1"/>
       </w:rPr>
       <w:tblPr/>
       <w:tcPr>
@@ -5452,7 +5445,7 @@
       <w:rPr>
         <w:b/>
         <w:bCs/>
-        <w:color w:val="FFFFFF" w:themeColor="background1"/>
+        <w:color w:val="ffffff" w:themeColor="background1"/>
       </w:rPr>
       <w:tblPr/>
       <w:tcPr>
@@ -5498,7 +5491,7 @@
     </w:tblStylePr>
     <w:tblStylePr w:type="nwCell">
       <w:rPr>
-        <w:color w:val="FFFFFF" w:themeColor="background1"/>
+        <w:color w:val="ffffff" w:themeColor="background1"/>
       </w:rPr>
       <w:tblPr/>
       <w:tcPr>
@@ -5554,7 +5547,7 @@
       <w:rPr>
         <w:b/>
         <w:bCs/>
-        <w:color w:val="1F497D" w:themeColor="text2"/>
+        <w:color w:val="1f497d" w:themeColor="text2"/>
       </w:rPr>
       <w:tblPr/>
       <w:tcPr>
@@ -5638,7 +5631,7 @@
       <w:rPr>
         <w:b/>
         <w:bCs/>
-        <w:color w:val="1F497D" w:themeColor="text2"/>
+        <w:color w:val="1f497d" w:themeColor="text2"/>
       </w:rPr>
       <w:tblPr/>
       <w:tcPr>
@@ -5722,7 +5715,7 @@
       <w:rPr>
         <w:b/>
         <w:bCs/>
-        <w:color w:val="1F497D" w:themeColor="text2"/>
+        <w:color w:val="1f497d" w:themeColor="text2"/>
       </w:rPr>
       <w:tblPr/>
       <w:tcPr>
@@ -5806,7 +5799,7 @@
       <w:rPr>
         <w:b/>
         <w:bCs/>
-        <w:color w:val="1F497D" w:themeColor="text2"/>
+        <w:color w:val="1f497d" w:themeColor="text2"/>
       </w:rPr>
       <w:tblPr/>
       <w:tcPr>
@@ -5890,7 +5883,7 @@
       <w:rPr>
         <w:b/>
         <w:bCs/>
-        <w:color w:val="1F497D" w:themeColor="text2"/>
+        <w:color w:val="1f497d" w:themeColor="text2"/>
       </w:rPr>
       <w:tblPr/>
       <w:tcPr>
@@ -5974,7 +5967,7 @@
       <w:rPr>
         <w:b/>
         <w:bCs/>
-        <w:color w:val="1F497D" w:themeColor="text2"/>
+        <w:color w:val="1f497d" w:themeColor="text2"/>
       </w:rPr>
       <w:tblPr/>
       <w:tcPr>
@@ -6058,7 +6051,7 @@
       <w:rPr>
         <w:b/>
         <w:bCs/>
-        <w:color w:val="1F497D" w:themeColor="text2"/>
+        <w:color w:val="1f497d" w:themeColor="text2"/>
       </w:rPr>
       <w:tblPr/>
       <w:tcPr>
@@ -8417,7 +8410,7 @@
         <w:b/>
         <w:bCs/>
         <w:i w:val="0"/>
-        <w:color w:val="FFFFFF" w:themeColor="background1"/>
+        <w:color w:val="ffffff" w:themeColor="background1"/>
       </w:rPr>
       <w:tblPr/>
       <w:tcPr>
@@ -8437,7 +8430,7 @@
         <w:b/>
         <w:bCs/>
         <w:i w:val="0"/>
-        <w:color w:val="FFFFFF" w:themeColor="background1"/>
+        <w:color w:val="ffffff" w:themeColor="background1"/>
       </w:rPr>
       <w:tblPr/>
       <w:tcPr>
@@ -8457,7 +8450,7 @@
         <w:b/>
         <w:bCs/>
         <w:i w:val="0"/>
-        <w:color w:val="FFFFFF" w:themeColor="background1"/>
+        <w:color w:val="ffffff" w:themeColor="background1"/>
       </w:rPr>
       <w:tblPr/>
       <w:tcPr>
@@ -8475,7 +8468,7 @@
         <w:b/>
         <w:bCs/>
         <w:i w:val="0"/>
-        <w:color w:val="FFFFFF" w:themeColor="background1"/>
+        <w:color w:val="ffffff" w:themeColor="background1"/>
       </w:rPr>
       <w:tblPr/>
       <w:tcPr>
@@ -8553,7 +8546,7 @@
         <w:b/>
         <w:bCs/>
         <w:i w:val="0"/>
-        <w:color w:val="FFFFFF" w:themeColor="background1"/>
+        <w:color w:val="ffffff" w:themeColor="background1"/>
       </w:rPr>
       <w:tblPr/>
       <w:tcPr>
@@ -8573,7 +8566,7 @@
         <w:b/>
         <w:bCs/>
         <w:i w:val="0"/>
-        <w:color w:val="FFFFFF" w:themeColor="background1"/>
+        <w:color w:val="ffffff" w:themeColor="background1"/>
       </w:rPr>
       <w:tblPr/>
       <w:tcPr>
@@ -8593,7 +8586,7 @@
         <w:b/>
         <w:bCs/>
         <w:i w:val="0"/>
-        <w:color w:val="FFFFFF" w:themeColor="background1"/>
+        <w:color w:val="ffffff" w:themeColor="background1"/>
       </w:rPr>
       <w:tblPr/>
       <w:tcPr>
@@ -8611,7 +8604,7 @@
         <w:b/>
         <w:bCs/>
         <w:i w:val="0"/>
-        <w:color w:val="FFFFFF" w:themeColor="background1"/>
+        <w:color w:val="ffffff" w:themeColor="background1"/>
       </w:rPr>
       <w:tblPr/>
       <w:tcPr>
@@ -8689,7 +8682,7 @@
         <w:b/>
         <w:bCs/>
         <w:i w:val="0"/>
-        <w:color w:val="FFFFFF" w:themeColor="background1"/>
+        <w:color w:val="ffffff" w:themeColor="background1"/>
       </w:rPr>
       <w:tblPr/>
       <w:tcPr>
@@ -8709,7 +8702,7 @@
         <w:b/>
         <w:bCs/>
         <w:i w:val="0"/>
-        <w:color w:val="FFFFFF" w:themeColor="background1"/>
+        <w:color w:val="ffffff" w:themeColor="background1"/>
       </w:rPr>
       <w:tblPr/>
       <w:tcPr>
@@ -8729,7 +8722,7 @@
         <w:b/>
         <w:bCs/>
         <w:i w:val="0"/>
-        <w:color w:val="FFFFFF" w:themeColor="background1"/>
+        <w:color w:val="ffffff" w:themeColor="background1"/>
       </w:rPr>
       <w:tblPr/>
       <w:tcPr>
@@ -8747,7 +8740,7 @@
         <w:b/>
         <w:bCs/>
         <w:i w:val="0"/>
-        <w:color w:val="FFFFFF" w:themeColor="background1"/>
+        <w:color w:val="ffffff" w:themeColor="background1"/>
       </w:rPr>
       <w:tblPr/>
       <w:tcPr>
@@ -8825,7 +8818,7 @@
         <w:b/>
         <w:bCs/>
         <w:i w:val="0"/>
-        <w:color w:val="FFFFFF" w:themeColor="background1"/>
+        <w:color w:val="ffffff" w:themeColor="background1"/>
       </w:rPr>
       <w:tblPr/>
       <w:tcPr>
@@ -8845,7 +8838,7 @@
         <w:b/>
         <w:bCs/>
         <w:i w:val="0"/>
-        <w:color w:val="FFFFFF" w:themeColor="background1"/>
+        <w:color w:val="ffffff" w:themeColor="background1"/>
       </w:rPr>
       <w:tblPr/>
       <w:tcPr>
@@ -8865,7 +8858,7 @@
         <w:b/>
         <w:bCs/>
         <w:i w:val="0"/>
-        <w:color w:val="FFFFFF" w:themeColor="background1"/>
+        <w:color w:val="ffffff" w:themeColor="background1"/>
       </w:rPr>
       <w:tblPr/>
       <w:tcPr>
@@ -8883,7 +8876,7 @@
         <w:b/>
         <w:bCs/>
         <w:i w:val="0"/>
-        <w:color w:val="FFFFFF" w:themeColor="background1"/>
+        <w:color w:val="ffffff" w:themeColor="background1"/>
       </w:rPr>
       <w:tblPr/>
       <w:tcPr>
@@ -8961,7 +8954,7 @@
         <w:b/>
         <w:bCs/>
         <w:i w:val="0"/>
-        <w:color w:val="FFFFFF" w:themeColor="background1"/>
+        <w:color w:val="ffffff" w:themeColor="background1"/>
       </w:rPr>
       <w:tblPr/>
       <w:tcPr>
@@ -8981,7 +8974,7 @@
         <w:b/>
         <w:bCs/>
         <w:i w:val="0"/>
-        <w:color w:val="FFFFFF" w:themeColor="background1"/>
+        <w:color w:val="ffffff" w:themeColor="background1"/>
       </w:rPr>
       <w:tblPr/>
       <w:tcPr>
@@ -9001,7 +8994,7 @@
         <w:b/>
         <w:bCs/>
         <w:i w:val="0"/>
-        <w:color w:val="FFFFFF" w:themeColor="background1"/>
+        <w:color w:val="ffffff" w:themeColor="background1"/>
       </w:rPr>
       <w:tblPr/>
       <w:tcPr>
@@ -9019,7 +9012,7 @@
         <w:b/>
         <w:bCs/>
         <w:i w:val="0"/>
-        <w:color w:val="FFFFFF" w:themeColor="background1"/>
+        <w:color w:val="ffffff" w:themeColor="background1"/>
       </w:rPr>
       <w:tblPr/>
       <w:tcPr>
@@ -9097,7 +9090,7 @@
         <w:b/>
         <w:bCs/>
         <w:i w:val="0"/>
-        <w:color w:val="FFFFFF" w:themeColor="background1"/>
+        <w:color w:val="ffffff" w:themeColor="background1"/>
       </w:rPr>
       <w:tblPr/>
       <w:tcPr>
@@ -9117,7 +9110,7 @@
         <w:b/>
         <w:bCs/>
         <w:i w:val="0"/>
-        <w:color w:val="FFFFFF" w:themeColor="background1"/>
+        <w:color w:val="ffffff" w:themeColor="background1"/>
       </w:rPr>
       <w:tblPr/>
       <w:tcPr>
@@ -9137,7 +9130,7 @@
         <w:b/>
         <w:bCs/>
         <w:i w:val="0"/>
-        <w:color w:val="FFFFFF" w:themeColor="background1"/>
+        <w:color w:val="ffffff" w:themeColor="background1"/>
       </w:rPr>
       <w:tblPr/>
       <w:tcPr>
@@ -9155,7 +9148,7 @@
         <w:b/>
         <w:bCs/>
         <w:i w:val="0"/>
-        <w:color w:val="FFFFFF" w:themeColor="background1"/>
+        <w:color w:val="ffffff" w:themeColor="background1"/>
       </w:rPr>
       <w:tblPr/>
       <w:tcPr>
@@ -9233,7 +9226,7 @@
         <w:b/>
         <w:bCs/>
         <w:i w:val="0"/>
-        <w:color w:val="FFFFFF" w:themeColor="background1"/>
+        <w:color w:val="ffffff" w:themeColor="background1"/>
       </w:rPr>
       <w:tblPr/>
       <w:tcPr>
@@ -9253,7 +9246,7 @@
         <w:b/>
         <w:bCs/>
         <w:i w:val="0"/>
-        <w:color w:val="FFFFFF" w:themeColor="background1"/>
+        <w:color w:val="ffffff" w:themeColor="background1"/>
       </w:rPr>
       <w:tblPr/>
       <w:tcPr>
@@ -9273,7 +9266,7 @@
         <w:b/>
         <w:bCs/>
         <w:i w:val="0"/>
-        <w:color w:val="FFFFFF" w:themeColor="background1"/>
+        <w:color w:val="ffffff" w:themeColor="background1"/>
       </w:rPr>
       <w:tblPr/>
       <w:tcPr>
@@ -9291,7 +9284,7 @@
         <w:b/>
         <w:bCs/>
         <w:i w:val="0"/>
-        <w:color w:val="FFFFFF" w:themeColor="background1"/>
+        <w:color w:val="ffffff" w:themeColor="background1"/>
       </w:rPr>
       <w:tblPr/>
       <w:tcPr>
@@ -9344,7 +9337,7 @@
       <w:spacing w:after="0" w:line="240" w:lineRule="auto"/>
     </w:pPr>
     <w:rPr>
-      <w:color w:val="FFFFFF" w:themeColor="background1"/>
+      <w:color w:val="ffffff" w:themeColor="background1"/>
     </w:rPr>
     <w:tblPr>
       <w:tblStyleRowBandSize w:val="1"/>
@@ -9457,7 +9450,7 @@
       <w:spacing w:after="0" w:line="240" w:lineRule="auto"/>
     </w:pPr>
     <w:rPr>
-      <w:color w:val="FFFFFF" w:themeColor="background1"/>
+      <w:color w:val="ffffff" w:themeColor="background1"/>
     </w:rPr>
     <w:tblPr>
       <w:tblStyleRowBandSize w:val="1"/>
@@ -9570,7 +9563,7 @@
       <w:spacing w:after="0" w:line="240" w:lineRule="auto"/>
     </w:pPr>
     <w:rPr>
-      <w:color w:val="FFFFFF" w:themeColor="background1"/>
+      <w:color w:val="ffffff" w:themeColor="background1"/>
     </w:rPr>
     <w:tblPr>
       <w:tblStyleRowBandSize w:val="1"/>
@@ -9683,7 +9676,7 @@
       <w:spacing w:after="0" w:line="240" w:lineRule="auto"/>
     </w:pPr>
     <w:rPr>
-      <w:color w:val="FFFFFF" w:themeColor="background1"/>
+      <w:color w:val="ffffff" w:themeColor="background1"/>
     </w:rPr>
     <w:tblPr>
       <w:tblStyleRowBandSize w:val="1"/>
@@ -9796,7 +9789,7 @@
       <w:spacing w:after="0" w:line="240" w:lineRule="auto"/>
     </w:pPr>
     <w:rPr>
-      <w:color w:val="FFFFFF" w:themeColor="background1"/>
+      <w:color w:val="ffffff" w:themeColor="background1"/>
     </w:rPr>
     <w:tblPr>
       <w:tblStyleRowBandSize w:val="1"/>
@@ -9909,7 +9902,7 @@
       <w:spacing w:after="0" w:line="240" w:lineRule="auto"/>
     </w:pPr>
     <w:rPr>
-      <w:color w:val="FFFFFF" w:themeColor="background1"/>
+      <w:color w:val="ffffff" w:themeColor="background1"/>
     </w:rPr>
     <w:tblPr>
       <w:tblStyleRowBandSize w:val="1"/>
@@ -10022,7 +10015,7 @@
       <w:spacing w:after="0" w:line="240" w:lineRule="auto"/>
     </w:pPr>
     <w:rPr>
-      <w:color w:val="FFFFFF" w:themeColor="background1"/>
+      <w:color w:val="ffffff" w:themeColor="background1"/>
     </w:rPr>
     <w:tblPr>
       <w:tblStyleRowBandSize w:val="1"/>
@@ -10180,7 +10173,7 @@
       <w:rPr>
         <w:b/>
         <w:bCs/>
-        <w:color w:val="FFFFFF" w:themeColor="background1"/>
+        <w:color w:val="ffffff" w:themeColor="background1"/>
       </w:rPr>
       <w:tblPr/>
       <w:tcPr>
@@ -10192,7 +10185,7 @@
     </w:tblStylePr>
     <w:tblStylePr w:type="firstCol">
       <w:rPr>
-        <w:color w:val="FFFFFF" w:themeColor="background1"/>
+        <w:color w:val="ffffff" w:themeColor="background1"/>
       </w:rPr>
       <w:tblPr/>
       <w:tcPr>
@@ -10209,7 +10202,7 @@
     </w:tblStylePr>
     <w:tblStylePr w:type="lastCol">
       <w:rPr>
-        <w:color w:val="FFFFFF" w:themeColor="background1"/>
+        <w:color w:val="ffffff" w:themeColor="background1"/>
       </w:rPr>
       <w:tblPr/>
       <w:tcPr>
@@ -10303,7 +10296,7 @@
       <w:rPr>
         <w:b/>
         <w:bCs/>
-        <w:color w:val="FFFFFF" w:themeColor="background1"/>
+        <w:color w:val="ffffff" w:themeColor="background1"/>
       </w:rPr>
       <w:tblPr/>
       <w:tcPr>
@@ -10315,7 +10308,7 @@
     </w:tblStylePr>
     <w:tblStylePr w:type="firstCol">
       <w:rPr>
-        <w:color w:val="FFFFFF" w:themeColor="background1"/>
+        <w:color w:val="ffffff" w:themeColor="background1"/>
       </w:rPr>
       <w:tblPr/>
       <w:tcPr>
@@ -10332,7 +10325,7 @@
     </w:tblStylePr>
     <w:tblStylePr w:type="lastCol">
       <w:rPr>
-        <w:color w:val="FFFFFF" w:themeColor="background1"/>
+        <w:color w:val="ffffff" w:themeColor="background1"/>
       </w:rPr>
       <w:tblPr/>
       <w:tcPr>
@@ -10426,7 +10419,7 @@
       <w:rPr>
         <w:b/>
         <w:bCs/>
-        <w:color w:val="FFFFFF" w:themeColor="background1"/>
+        <w:color w:val="ffffff" w:themeColor="background1"/>
       </w:rPr>
       <w:tblPr/>
       <w:tcPr>
@@ -10438,7 +10431,7 @@
     </w:tblStylePr>
     <w:tblStylePr w:type="firstCol">
       <w:rPr>
-        <w:color w:val="FFFFFF" w:themeColor="background1"/>
+        <w:color w:val="ffffff" w:themeColor="background1"/>
       </w:rPr>
       <w:tblPr/>
       <w:tcPr>
@@ -10455,7 +10448,7 @@
     </w:tblStylePr>
     <w:tblStylePr w:type="lastCol">
       <w:rPr>
-        <w:color w:val="FFFFFF" w:themeColor="background1"/>
+        <w:color w:val="ffffff" w:themeColor="background1"/>
       </w:rPr>
       <w:tblPr/>
       <w:tcPr>
@@ -10549,7 +10542,7 @@
       <w:rPr>
         <w:b/>
         <w:bCs/>
-        <w:color w:val="FFFFFF" w:themeColor="background1"/>
+        <w:color w:val="ffffff" w:themeColor="background1"/>
       </w:rPr>
       <w:tblPr/>
       <w:tcPr>
@@ -10561,7 +10554,7 @@
     </w:tblStylePr>
     <w:tblStylePr w:type="firstCol">
       <w:rPr>
-        <w:color w:val="FFFFFF" w:themeColor="background1"/>
+        <w:color w:val="ffffff" w:themeColor="background1"/>
       </w:rPr>
       <w:tblPr/>
       <w:tcPr>
@@ -10578,7 +10571,7 @@
     </w:tblStylePr>
     <w:tblStylePr w:type="lastCol">
       <w:rPr>
-        <w:color w:val="FFFFFF" w:themeColor="background1"/>
+        <w:color w:val="ffffff" w:themeColor="background1"/>
       </w:rPr>
       <w:tblPr/>
       <w:tcPr>
@@ -10660,7 +10653,7 @@
       <w:rPr>
         <w:b/>
         <w:bCs/>
-        <w:color w:val="FFFFFF" w:themeColor="background1"/>
+        <w:color w:val="ffffff" w:themeColor="background1"/>
       </w:rPr>
       <w:tblPr/>
       <w:tcPr>
@@ -10672,7 +10665,7 @@
     </w:tblStylePr>
     <w:tblStylePr w:type="firstCol">
       <w:rPr>
-        <w:color w:val="FFFFFF" w:themeColor="background1"/>
+        <w:color w:val="ffffff" w:themeColor="background1"/>
       </w:rPr>
       <w:tblPr/>
       <w:tcPr>
@@ -10689,7 +10682,7 @@
     </w:tblStylePr>
     <w:tblStylePr w:type="lastCol">
       <w:rPr>
-        <w:color w:val="FFFFFF" w:themeColor="background1"/>
+        <w:color w:val="ffffff" w:themeColor="background1"/>
       </w:rPr>
       <w:tblPr/>
       <w:tcPr>
@@ -10783,7 +10776,7 @@
       <w:rPr>
         <w:b/>
         <w:bCs/>
-        <w:color w:val="FFFFFF" w:themeColor="background1"/>
+        <w:color w:val="ffffff" w:themeColor="background1"/>
       </w:rPr>
       <w:tblPr/>
       <w:tcPr>
@@ -10795,7 +10788,7 @@
     </w:tblStylePr>
     <w:tblStylePr w:type="firstCol">
       <w:rPr>
-        <w:color w:val="FFFFFF" w:themeColor="background1"/>
+        <w:color w:val="ffffff" w:themeColor="background1"/>
       </w:rPr>
       <w:tblPr/>
       <w:tcPr>
@@ -10812,7 +10805,7 @@
     </w:tblStylePr>
     <w:tblStylePr w:type="lastCol">
       <w:rPr>
-        <w:color w:val="FFFFFF" w:themeColor="background1"/>
+        <w:color w:val="ffffff" w:themeColor="background1"/>
       </w:rPr>
       <w:tblPr/>
       <w:tcPr>
@@ -10906,7 +10899,7 @@
       <w:rPr>
         <w:b/>
         <w:bCs/>
-        <w:color w:val="FFFFFF" w:themeColor="background1"/>
+        <w:color w:val="ffffff" w:themeColor="background1"/>
       </w:rPr>
       <w:tblPr/>
       <w:tcPr>
@@ -10918,7 +10911,7 @@
     </w:tblStylePr>
     <w:tblStylePr w:type="firstCol">
       <w:rPr>
-        <w:color w:val="FFFFFF" w:themeColor="background1"/>
+        <w:color w:val="ffffff" w:themeColor="background1"/>
       </w:rPr>
       <w:tblPr/>
       <w:tcPr>
@@ -10935,7 +10928,7 @@
     </w:tblStylePr>
     <w:tblStylePr w:type="lastCol">
       <w:rPr>
-        <w:color w:val="FFFFFF" w:themeColor="background1"/>
+        <w:color w:val="ffffff" w:themeColor="background1"/>
       </w:rPr>
       <w:tblPr/>
       <w:tcPr>
@@ -11003,7 +10996,7 @@
       <w:rPr>
         <w:b/>
         <w:bCs/>
-        <w:color w:val="FFFFFF" w:themeColor="background1"/>
+        <w:color w:val="ffffff" w:themeColor="background1"/>
       </w:rPr>
       <w:tblPr/>
       <w:tcPr>
@@ -11017,7 +11010,7 @@
       <w:rPr>
         <w:b/>
         <w:bCs/>
-        <w:color w:val="9E3A38" w:themeColor="accent2" w:themeShade="cc"/>
+        <w:color w:val="9e3a38" w:themeColor="accent2" w:themeShade="cc"/>
       </w:rPr>
       <w:tblPr/>
       <w:tcPr>
@@ -11090,7 +11083,7 @@
       <w:rPr>
         <w:b/>
         <w:bCs/>
-        <w:color w:val="FFFFFF" w:themeColor="background1"/>
+        <w:color w:val="ffffff" w:themeColor="background1"/>
       </w:rPr>
       <w:tblPr/>
       <w:tcPr>
@@ -11104,7 +11097,7 @@
       <w:rPr>
         <w:b/>
         <w:bCs/>
-        <w:color w:val="9E3A38" w:themeColor="accent2" w:themeShade="cc"/>
+        <w:color w:val="9e3a38" w:themeColor="accent2" w:themeShade="cc"/>
       </w:rPr>
       <w:tblPr/>
       <w:tcPr>
@@ -11177,7 +11170,7 @@
       <w:rPr>
         <w:b/>
         <w:bCs/>
-        <w:color w:val="FFFFFF" w:themeColor="background1"/>
+        <w:color w:val="ffffff" w:themeColor="background1"/>
       </w:rPr>
       <w:tblPr/>
       <w:tcPr>
@@ -11191,7 +11184,7 @@
       <w:rPr>
         <w:b/>
         <w:bCs/>
-        <w:color w:val="9E3A38" w:themeColor="accent2" w:themeShade="cc"/>
+        <w:color w:val="9e3a38" w:themeColor="accent2" w:themeShade="cc"/>
       </w:rPr>
       <w:tblPr/>
       <w:tcPr>
@@ -11264,7 +11257,7 @@
       <w:rPr>
         <w:b/>
         <w:bCs/>
-        <w:color w:val="FFFFFF" w:themeColor="background1"/>
+        <w:color w:val="ffffff" w:themeColor="background1"/>
       </w:rPr>
       <w:tblPr/>
       <w:tcPr>
@@ -11278,7 +11271,7 @@
       <w:rPr>
         <w:b/>
         <w:bCs/>
-        <w:color w:val="664E82" w:themeColor="accent4" w:themeShade="cc"/>
+        <w:color w:val="664e82" w:themeColor="accent4" w:themeShade="cc"/>
       </w:rPr>
       <w:tblPr/>
       <w:tcPr>
@@ -11351,7 +11344,7 @@
       <w:rPr>
         <w:b/>
         <w:bCs/>
-        <w:color w:val="FFFFFF" w:themeColor="background1"/>
+        <w:color w:val="ffffff" w:themeColor="background1"/>
       </w:rPr>
       <w:tblPr/>
       <w:tcPr>
@@ -11365,7 +11358,7 @@
       <w:rPr>
         <w:b/>
         <w:bCs/>
-        <w:color w:val="7E9C40" w:themeColor="accent3" w:themeShade="cc"/>
+        <w:color w:val="7e9c40" w:themeColor="accent3" w:themeShade="cc"/>
       </w:rPr>
       <w:tblPr/>
       <w:tcPr>
@@ -11438,7 +11431,7 @@
       <w:rPr>
         <w:b/>
         <w:bCs/>
-        <w:color w:val="FFFFFF" w:themeColor="background1"/>
+        <w:color w:val="ffffff" w:themeColor="background1"/>
       </w:rPr>
       <w:tblPr/>
       <w:tcPr>
@@ -11452,7 +11445,7 @@
       <w:rPr>
         <w:b/>
         <w:bCs/>
-        <w:color w:val="F2730A" w:themeColor="accent6" w:themeShade="cc"/>
+        <w:color w:val="f2730a" w:themeColor="accent6" w:themeShade="cc"/>
       </w:rPr>
       <w:tblPr/>
       <w:tcPr>
@@ -11525,7 +11518,7 @@
       <w:rPr>
         <w:b/>
         <w:bCs/>
-        <w:color w:val="FFFFFF" w:themeColor="background1"/>
+        <w:color w:val="ffffff" w:themeColor="background1"/>
       </w:rPr>
       <w:tblPr/>
       <w:tcPr>
@@ -11539,7 +11532,7 @@
       <w:rPr>
         <w:b/>
         <w:bCs/>
-        <w:color w:val="348DA5" w:themeColor="accent5" w:themeShade="cc"/>
+        <w:color w:val="348da5" w:themeColor="accent5" w:themeShade="cc"/>
       </w:rPr>
       <w:tblPr/>
       <w:tcPr>
@@ -11634,7 +11627,7 @@
     </w:tblStylePr>
     <w:tblStylePr w:type="firstCol">
       <w:rPr>
-        <w:color w:val="FFFFFF" w:themeColor="background1"/>
+        <w:color w:val="ffffff" w:themeColor="background1"/>
       </w:rPr>
       <w:tblPr/>
       <w:tcPr>
@@ -11643,7 +11636,7 @@
     </w:tblStylePr>
     <w:tblStylePr w:type="lastCol">
       <w:rPr>
-        <w:color w:val="FFFFFF" w:themeColor="background1"/>
+        <w:color w:val="ffffff" w:themeColor="background1"/>
       </w:rPr>
       <w:tblPr/>
       <w:tcPr>
@@ -11713,7 +11706,7 @@
     </w:tblStylePr>
     <w:tblStylePr w:type="firstCol">
       <w:rPr>
-        <w:color w:val="FFFFFF" w:themeColor="background1"/>
+        <w:color w:val="ffffff" w:themeColor="background1"/>
       </w:rPr>
       <w:tblPr/>
       <w:tcPr>
@@ -11722,7 +11715,7 @@
     </w:tblStylePr>
     <w:tblStylePr w:type="lastCol">
       <w:rPr>
-        <w:color w:val="FFFFFF" w:themeColor="background1"/>
+        <w:color w:val="ffffff" w:themeColor="background1"/>
       </w:rPr>
       <w:tblPr/>
       <w:tcPr>
@@ -11792,7 +11785,7 @@
     </w:tblStylePr>
     <w:tblStylePr w:type="firstCol">
       <w:rPr>
-        <w:color w:val="FFFFFF" w:themeColor="background1"/>
+        <w:color w:val="ffffff" w:themeColor="background1"/>
       </w:rPr>
       <w:tblPr/>
       <w:tcPr>
@@ -11801,7 +11794,7 @@
     </w:tblStylePr>
     <w:tblStylePr w:type="lastCol">
       <w:rPr>
-        <w:color w:val="FFFFFF" w:themeColor="background1"/>
+        <w:color w:val="ffffff" w:themeColor="background1"/>
       </w:rPr>
       <w:tblPr/>
       <w:tcPr>
@@ -11871,7 +11864,7 @@
     </w:tblStylePr>
     <w:tblStylePr w:type="firstCol">
       <w:rPr>
-        <w:color w:val="FFFFFF" w:themeColor="background1"/>
+        <w:color w:val="ffffff" w:themeColor="background1"/>
       </w:rPr>
       <w:tblPr/>
       <w:tcPr>
@@ -11880,7 +11873,7 @@
     </w:tblStylePr>
     <w:tblStylePr w:type="lastCol">
       <w:rPr>
-        <w:color w:val="FFFFFF" w:themeColor="background1"/>
+        <w:color w:val="ffffff" w:themeColor="background1"/>
       </w:rPr>
       <w:tblPr/>
       <w:tcPr>
@@ -11950,7 +11943,7 @@
     </w:tblStylePr>
     <w:tblStylePr w:type="firstCol">
       <w:rPr>
-        <w:color w:val="FFFFFF" w:themeColor="background1"/>
+        <w:color w:val="ffffff" w:themeColor="background1"/>
       </w:rPr>
       <w:tblPr/>
       <w:tcPr>
@@ -11959,7 +11952,7 @@
     </w:tblStylePr>
     <w:tblStylePr w:type="lastCol">
       <w:rPr>
-        <w:color w:val="FFFFFF" w:themeColor="background1"/>
+        <w:color w:val="ffffff" w:themeColor="background1"/>
       </w:rPr>
       <w:tblPr/>
       <w:tcPr>
@@ -12029,7 +12022,7 @@
     </w:tblStylePr>
     <w:tblStylePr w:type="firstCol">
       <w:rPr>
-        <w:color w:val="FFFFFF" w:themeColor="background1"/>
+        <w:color w:val="ffffff" w:themeColor="background1"/>
       </w:rPr>
       <w:tblPr/>
       <w:tcPr>
@@ -12038,7 +12031,7 @@
     </w:tblStylePr>
     <w:tblStylePr w:type="lastCol">
       <w:rPr>
-        <w:color w:val="FFFFFF" w:themeColor="background1"/>
+        <w:color w:val="ffffff" w:themeColor="background1"/>
       </w:rPr>
       <w:tblPr/>
       <w:tcPr>
@@ -12108,7 +12101,7 @@
     </w:tblStylePr>
     <w:tblStylePr w:type="firstCol">
       <w:rPr>
-        <w:color w:val="FFFFFF" w:themeColor="background1"/>
+        <w:color w:val="ffffff" w:themeColor="background1"/>
       </w:rPr>
       <w:tblPr/>
       <w:tcPr>
@@ -12117,7 +12110,7 @@
     </w:tblStylePr>
     <w:tblStylePr w:type="lastCol">
       <w:rPr>
-        <w:color w:val="FFFFFF" w:themeColor="background1"/>
+        <w:color w:val="ffffff" w:themeColor="background1"/>
       </w:rPr>
       <w:tblPr/>
       <w:tcPr>
@@ -12141,14 +12134,14 @@
 </file>
 
 <file path=word/theme/theme1.xml><?xml version="1.0" encoding="utf-8"?>
-<a:theme xmlns:a="http://schemas.openxmlformats.org/drawingml/2006/main" name="Office Theme">
+<a:theme xmlns:a="http://schemas.openxmlformats.org/drawingml/2006/main" xmlns:r="http://schemas.openxmlformats.org/officeDocument/2006/relationships" name="Office Theme">
   <a:themeElements>
     <a:clrScheme name="Office">
       <a:dk1>
-        <a:sysClr val="windowText" lastClr="000000"/>
+        <a:srgbClr val="000000"/>
       </a:dk1>
       <a:lt1>
-        <a:sysClr val="window" lastClr="FFFFFF"/>
+        <a:srgbClr val="FFFFFF"/>
       </a:lt1>
       <a:dk2>
         <a:srgbClr val="1F497D"/>
@@ -12183,280 +12176,132 @@
     </a:clrScheme>
     <a:fontScheme name="Office">
       <a:majorFont>
-        <a:latin typeface="Calibri"/>
+        <a:latin typeface="Calibri" pitchFamily="0" charset="1"/>
         <a:ea typeface=""/>
         <a:cs typeface=""/>
-        <a:font script="Jpan" typeface="ＭＳ ゴシック"/>
-        <a:font script="Hang" typeface="맑은 고딕"/>
-        <a:font script="Hans" typeface="宋体"/>
-        <a:font script="Hant" typeface="新細明體"/>
-        <a:font script="Arab" typeface="Times New Roman"/>
-        <a:font script="Hebr" typeface="Times New Roman"/>
-        <a:font script="Thai" typeface="Angsana New"/>
-        <a:font script="Ethi" typeface="Nyala"/>
-        <a:font script="Beng" typeface="Vrinda"/>
-        <a:font script="Gujr" typeface="Shruti"/>
-        <a:font script="Khmr" typeface="MoolBoran"/>
-        <a:font script="Knda" typeface="Tunga"/>
-        <a:font script="Guru" typeface="Raavi"/>
-        <a:font script="Cans" typeface="Euphemia"/>
-        <a:font script="Cher" typeface="Plantagenet Cherokee"/>
-        <a:font script="Yiii" typeface="Microsoft Yi Baiti"/>
-        <a:font script="Tibt" typeface="Microsoft Himalaya"/>
-        <a:font script="Thaa" typeface="MV Boli"/>
-        <a:font script="Deva" typeface="Mangal"/>
-        <a:font script="Telu" typeface="Gautami"/>
-        <a:font script="Taml" typeface="Latha"/>
-        <a:font script="Syrc" typeface="Estrangelo Edessa"/>
-        <a:font script="Orya" typeface="Kalinga"/>
-        <a:font script="Mlym" typeface="Kartika"/>
-        <a:font script="Laoo" typeface="DokChampa"/>
-        <a:font script="Sinh" typeface="Iskoola Pota"/>
-        <a:font script="Mong" typeface="Mongolian Baiti"/>
-        <a:font script="Viet" typeface="Times New Roman"/>
-        <a:font script="Uigh" typeface="Microsoft Uighur"/>
-        <a:font script="Geor" typeface="Sylfaen"/>
       </a:majorFont>
       <a:minorFont>
-        <a:latin typeface="Cambria"/>
+        <a:latin typeface="Cambria" pitchFamily="0" charset="1"/>
         <a:ea typeface=""/>
         <a:cs typeface=""/>
-        <a:font script="Jpan" typeface="ＭＳ 明朝"/>
-        <a:font script="Hang" typeface="맑은 고딕"/>
-        <a:font script="Hans" typeface="宋体"/>
-        <a:font script="Hant" typeface="新細明體"/>
-        <a:font script="Arab" typeface="Arial"/>
-        <a:font script="Hebr" typeface="Arial"/>
-        <a:font script="Thai" typeface="Cordia New"/>
-        <a:font script="Ethi" typeface="Nyala"/>
-        <a:font script="Beng" typeface="Vrinda"/>
-        <a:font script="Gujr" typeface="Shruti"/>
-        <a:font script="Khmr" typeface="DaunPenh"/>
-        <a:font script="Knda" typeface="Tunga"/>
-        <a:font script="Guru" typeface="Raavi"/>
-        <a:font script="Cans" typeface="Euphemia"/>
-        <a:font script="Cher" typeface="Plantagenet Cherokee"/>
-        <a:font script="Yiii" typeface="Microsoft Yi Baiti"/>
-        <a:font script="Tibt" typeface="Microsoft Himalaya"/>
-        <a:font script="Thaa" typeface="MV Boli"/>
-        <a:font script="Deva" typeface="Mangal"/>
-        <a:font script="Telu" typeface="Gautami"/>
-        <a:font script="Taml" typeface="Latha"/>
-        <a:font script="Syrc" typeface="Estrangelo Edessa"/>
-        <a:font script="Orya" typeface="Kalinga"/>
-        <a:font script="Mlym" typeface="Kartika"/>
-        <a:font script="Laoo" typeface="DokChampa"/>
-        <a:font script="Sinh" typeface="Iskoola Pota"/>
-        <a:font script="Mong" typeface="Mongolian Baiti"/>
-        <a:font script="Viet" typeface="Arial"/>
-        <a:font script="Uigh" typeface="Microsoft Uighur"/>
-        <a:font script="Geor" typeface="Sylfaen"/>
       </a:minorFont>
     </a:fontScheme>
-    <a:fmtScheme name="Office">
+    <a:fmtScheme>
       <a:fillStyleLst>
         <a:solidFill>
           <a:schemeClr val="phClr"/>
         </a:solidFill>
-        <a:gradFill rotWithShape="1">
+        <a:gradFill>
           <a:gsLst>
             <a:gs pos="0">
               <a:schemeClr val="phClr">
                 <a:tint val="50000"/>
-                <a:satMod val="300000"/>
               </a:schemeClr>
             </a:gs>
             <a:gs pos="35000">
               <a:schemeClr val="phClr">
                 <a:tint val="37000"/>
-                <a:satMod val="300000"/>
               </a:schemeClr>
             </a:gs>
             <a:gs pos="100000">
               <a:schemeClr val="phClr">
                 <a:tint val="15000"/>
-                <a:satMod val="350000"/>
               </a:schemeClr>
             </a:gs>
           </a:gsLst>
           <a:lin ang="16200000" scaled="1"/>
+          <a:tileRect l="0" t="0" r="0" b="0"/>
         </a:gradFill>
-        <a:gradFill rotWithShape="1">
+        <a:gradFill>
           <a:gsLst>
             <a:gs pos="0">
               <a:schemeClr val="phClr">
                 <a:tint val="100000"/>
                 <a:shade val="100000"/>
-                <a:satMod val="130000"/>
               </a:schemeClr>
             </a:gs>
             <a:gs pos="100000">
               <a:schemeClr val="phClr">
                 <a:tint val="50000"/>
                 <a:shade val="100000"/>
-                <a:satMod val="350000"/>
               </a:schemeClr>
             </a:gs>
           </a:gsLst>
           <a:lin ang="16200000" scaled="0"/>
+          <a:tileRect l="0" t="0" r="0" b="0"/>
         </a:gradFill>
       </a:fillStyleLst>
       <a:lnStyleLst>
         <a:ln w="9525" cap="flat" cmpd="sng" algn="ctr">
-          <a:solidFill>
-            <a:schemeClr val="phClr">
-              <a:shade val="95000"/>
-              <a:satMod val="105000"/>
-            </a:schemeClr>
-          </a:solidFill>
           <a:prstDash val="solid"/>
         </a:ln>
         <a:ln w="25400" cap="flat" cmpd="sng" algn="ctr">
-          <a:solidFill>
-            <a:schemeClr val="phClr"/>
-          </a:solidFill>
           <a:prstDash val="solid"/>
         </a:ln>
         <a:ln w="38100" cap="flat" cmpd="sng" algn="ctr">
-          <a:solidFill>
-            <a:schemeClr val="phClr"/>
-          </a:solidFill>
           <a:prstDash val="solid"/>
         </a:ln>
       </a:lnStyleLst>
       <a:effectStyleLst>
         <a:effectStyle>
-          <a:effectLst>
-            <a:outerShdw blurRad="40000" dist="20000" dir="5400000" rotWithShape="0">
-              <a:srgbClr val="000000">
-                <a:alpha val="38000"/>
-              </a:srgbClr>
-            </a:outerShdw>
-          </a:effectLst>
+          <a:effectLst/>
         </a:effectStyle>
         <a:effectStyle>
-          <a:effectLst>
-            <a:outerShdw blurRad="40000" dist="23000" dir="5400000" rotWithShape="0">
-              <a:srgbClr val="000000">
-                <a:alpha val="35000"/>
-              </a:srgbClr>
-            </a:outerShdw>
-          </a:effectLst>
+          <a:effectLst/>
         </a:effectStyle>
         <a:effectStyle>
-          <a:effectLst>
-            <a:outerShdw blurRad="40000" dist="23000" dir="5400000" rotWithShape="0">
-              <a:srgbClr val="000000">
-                <a:alpha val="35000"/>
-              </a:srgbClr>
-            </a:outerShdw>
-          </a:effectLst>
-          <a:scene3d>
-            <a:camera prst="orthographicFront">
-              <a:rot lat="0" lon="0" rev="0"/>
-            </a:camera>
-            <a:lightRig rig="threePt" dir="t">
-              <a:rot lat="0" lon="0" rev="1200000"/>
-            </a:lightRig>
-          </a:scene3d>
-          <a:sp3d>
-            <a:bevelT w="63500" h="25400"/>
-          </a:sp3d>
+          <a:effectLst/>
         </a:effectStyle>
       </a:effectStyleLst>
       <a:bgFillStyleLst>
         <a:solidFill>
           <a:schemeClr val="phClr"/>
         </a:solidFill>
-        <a:gradFill rotWithShape="1">
+        <a:gradFill>
           <a:gsLst>
             <a:gs pos="0">
               <a:schemeClr val="phClr">
                 <a:tint val="40000"/>
-                <a:satMod val="350000"/>
               </a:schemeClr>
             </a:gs>
             <a:gs pos="40000">
               <a:schemeClr val="phClr">
                 <a:tint val="45000"/>
                 <a:shade val="99000"/>
-                <a:satMod val="350000"/>
               </a:schemeClr>
             </a:gs>
             <a:gs pos="100000">
               <a:schemeClr val="phClr">
                 <a:shade val="20000"/>
-                <a:satMod val="255000"/>
               </a:schemeClr>
             </a:gs>
           </a:gsLst>
           <a:path path="circle">
             <a:fillToRect l="50000" t="-80000" r="50000" b="180000"/>
           </a:path>
+          <a:tileRect l="0" t="0" r="0" b="0"/>
         </a:gradFill>
-        <a:gradFill rotWithShape="1">
+        <a:gradFill>
           <a:gsLst>
             <a:gs pos="0">
               <a:schemeClr val="phClr">
                 <a:tint val="80000"/>
-                <a:satMod val="300000"/>
               </a:schemeClr>
             </a:gs>
             <a:gs pos="100000">
               <a:schemeClr val="phClr">
                 <a:shade val="30000"/>
-                <a:satMod val="200000"/>
               </a:schemeClr>
             </a:gs>
           </a:gsLst>
           <a:path path="circle">
             <a:fillToRect l="50000" t="50000" r="50000" b="50000"/>
           </a:path>
+          <a:tileRect l="0" t="0" r="0" b="0"/>
         </a:gradFill>
       </a:bgFillStyleLst>
     </a:fmtScheme>
   </a:themeElements>
-  <a:objectDefaults>
-    <a:spDef>
-      <a:spPr/>
-      <a:bodyPr/>
-      <a:lstStyle/>
-      <a:style>
-        <a:lnRef idx="1">
-          <a:schemeClr val="accent1"/>
-        </a:lnRef>
-        <a:fillRef idx="3">
-          <a:schemeClr val="accent1"/>
-        </a:fillRef>
-        <a:effectRef idx="2">
-          <a:schemeClr val="accent1"/>
-        </a:effectRef>
-        <a:fontRef idx="minor">
-          <a:schemeClr val="lt1"/>
-        </a:fontRef>
-      </a:style>
-    </a:spDef>
-    <a:lnDef>
-      <a:spPr/>
-      <a:bodyPr/>
-      <a:lstStyle/>
-      <a:style>
-        <a:lnRef idx="2">
-          <a:schemeClr val="accent1"/>
-        </a:lnRef>
-        <a:fillRef idx="0">
-          <a:schemeClr val="accent1"/>
-        </a:fillRef>
-        <a:effectRef idx="1">
-          <a:schemeClr val="accent1"/>
-        </a:effectRef>
-        <a:fontRef idx="minor">
-          <a:schemeClr val="tx1"/>
-        </a:fontRef>
-      </a:style>
-    </a:lnDef>
-  </a:objectDefaults>
-  <a:extraClrSchemeLst/>
 </a:theme>
 </file>
 
